--- a/fra/docx/59.content.docx
+++ b/fra/docx/59.content.docx
@@ -35406,7 +35406,13 @@
         <w:rPr>
           <w:lang w:val="fr_FR" w:bidi="fr_FR"/>
         </w:rPr>
-        <w:t>Voir : Formes duelles et plurielles de la deuxième personne</w:t>
+        <w:t xml:space="preserve">Voir : </w:t>
+      </w:r>
+      <w:r>
+        <w:rPr>
+          <w:lang w:val="fr_FR" w:bidi="fr_FR"/>
+        </w:rPr>
+        <w:t>Pronom</w:t>
       </w:r>
       <w:r>
         <w:rPr>

--- a/fra/docx/59.content.docx
+++ b/fra/docx/59.content.docx
@@ -2230,6 +2230,101 @@
         <w:rPr>
           <w:lang w:val="fr_FR" w:bidi="fr_FR"/>
         </w:rPr>
+        <w:t>Jacques 1.4 (#4)</w:t>
+      </w:r>
+      <w:r>
+        <w:rPr>
+          <w:lang w:val="fr_FR" w:bidi="fr_FR"/>
+        </w:rPr>
+      </w:r>
+    </w:p>
+    <w:p>
+      <w:pPr/>
+      <w:r>
+        <w:rPr>
+          <w:lang w:val="fr_FR" w:bidi="fr_FR"/>
+        </w:rPr>
+      </w:r>
+      <w:r>
+        <w:rPr>
+          <w:lang w:val="fr_FR" w:bidi="fr_FR"/>
+        </w:rPr>
+        <w:t>« parfaits et accomplis »</w:t>
+      </w:r>
+    </w:p>
+    <w:p>
+      <w:pPr/>
+      <w:r>
+        <w:rPr>
+          <w:lang w:val="fr_FR" w:bidi="fr_FR"/>
+        </w:rPr>
+      </w:r>
+      <w:r>
+        <w:rPr>
+          <w:lang w:val="fr_FR" w:bidi="fr_FR"/>
+        </w:rPr>
+        <w:t xml:space="preserve">Les mots </w:t>
+      </w:r>
+      <w:r>
+        <w:rPr>
+          <w:b/>
+          <w:lang w:val="fr_FR" w:bidi="fr_FR"/>
+        </w:rPr>
+        <w:t>parfaits et accomplis</w:t>
+      </w:r>
+      <w:r>
+        <w:rPr>
+          <w:lang w:val="fr_FR" w:bidi="fr_FR"/>
+        </w:rPr>
+        <w:t xml:space="preserve"> ont une forme masculine, mais ils sont utilisés dans un sens générique qui inclut hommes et femmes. Selon ce qui est le plus naturel dans votre langue, choisissez des mots, une expression ou une formulation qui exprime ce sens clairement. Traduction alternative : « des personnes parfaites et accomplies ».</w:t>
+      </w:r>
+    </w:p>
+    <w:p>
+      <w:pPr/>
+      <w:r>
+        <w:rPr>
+          <w:lang w:val="fr_FR" w:bidi="fr_FR"/>
+        </w:rPr>
+      </w:r>
+      <w:r>
+        <w:rPr>
+          <w:lang w:val="fr_FR" w:bidi="fr_FR"/>
+        </w:rPr>
+        <w:t xml:space="preserve">Voir : </w:t>
+      </w:r>
+      <w:r>
+        <w:rPr>
+          <w:lang w:val="fr_FR" w:bidi="fr_FR"/>
+        </w:rPr>
+        <w:t>Mots masculins qui incluent les femmes</w:t>
+      </w:r>
+      <w:r>
+        <w:rPr>
+          <w:lang w:val="fr_FR" w:bidi="fr_FR"/>
+        </w:rPr>
+      </w:r>
+      <w:r>
+        <w:rPr>
+          <w:lang w:val="fr_FR" w:bidi="fr_FR"/>
+        </w:rPr>
+      </w:r>
+    </w:p>
+    <w:p>
+      <w:pPr/>
+      <w:r>
+        <w:rPr>
+          <w:lang w:val="fr_FR" w:bidi="fr_FR"/>
+        </w:rPr>
+      </w:r>
+    </w:p>
+    <w:p>
+      <w:pPr>
+        <w:pStyle w:val="Heading2"/>
+      </w:pPr>
+      <w:r>
+        <w:rPr>
+          <w:lang w:val="fr_FR" w:bidi="fr_FR"/>
+        </w:rPr>
         <w:t>Jacques 1.5 (#1)</w:t>
       </w:r>
       <w:r>
@@ -2529,6 +2624,114 @@
         <w:rPr>
           <w:lang w:val="fr_FR" w:bidi="fr_FR"/>
         </w:rPr>
+        <w:t>Jacques 1:5 (#4)</w:t>
+      </w:r>
+      <w:r>
+        <w:rPr>
+          <w:lang w:val="fr_FR" w:bidi="fr_FR"/>
+        </w:rPr>
+      </w:r>
+    </w:p>
+    <w:p>
+      <w:pPr/>
+      <w:r>
+        <w:rPr>
+          <w:lang w:val="fr_FR" w:bidi="fr_FR"/>
+        </w:rPr>
+      </w:r>
+      <w:r>
+        <w:rPr>
+          <w:lang w:val="fr_FR" w:bidi="fr_FR"/>
+        </w:rPr>
+        <w:t>« quelqu'un » - « il » - « tous et toutes »</w:t>
+      </w:r>
+    </w:p>
+    <w:p>
+      <w:pPr/>
+      <w:r>
+        <w:rPr>
+          <w:lang w:val="fr_FR" w:bidi="fr_FR"/>
+        </w:rPr>
+      </w:r>
+      <w:r>
+        <w:rPr>
+          <w:lang w:val="fr_FR" w:bidi="fr_FR"/>
+        </w:rPr>
+        <w:t xml:space="preserve">Le mot </w:t>
+      </w:r>
+      <w:r>
+        <w:rPr>
+          <w:b/>
+          <w:lang w:val="fr_FR" w:bidi="fr_FR"/>
+        </w:rPr>
+        <w:t>quelqu'un</w:t>
+      </w:r>
+      <w:r>
+        <w:rPr>
+          <w:lang w:val="fr_FR" w:bidi="fr_FR"/>
+        </w:rPr>
+        <w:t xml:space="preserve"> et le pronom </w:t>
+      </w:r>
+      <w:r>
+        <w:rPr>
+          <w:b/>
+          <w:lang w:val="fr_FR" w:bidi="fr_FR"/>
+        </w:rPr>
+        <w:t>il</w:t>
+      </w:r>
+      <w:r>
+        <w:rPr>
+          <w:lang w:val="fr_FR" w:bidi="fr_FR"/>
+        </w:rPr>
+        <w:t xml:space="preserve"> sont utilisés dans un sens générique qui peut faire référence à un homme ou une femme. Choisissez une formulation naturelle dans votre langue pour que le sens soit clair. Traduction alternative : « Si une personne parmi vous » - « qu'elle la demande » - « à tous et toutes ».</w:t>
+      </w:r>
+    </w:p>
+    <w:p>
+      <w:pPr/>
+      <w:r>
+        <w:rPr>
+          <w:lang w:val="fr_FR" w:bidi="fr_FR"/>
+        </w:rPr>
+      </w:r>
+      <w:r>
+        <w:rPr>
+          <w:lang w:val="fr_FR" w:bidi="fr_FR"/>
+        </w:rPr>
+        <w:t xml:space="preserve">Voir : </w:t>
+      </w:r>
+      <w:r>
+        <w:rPr>
+          <w:lang w:val="fr_FR" w:bidi="fr_FR"/>
+        </w:rPr>
+        <w:t>Mots masculins qui incluent les femmes</w:t>
+      </w:r>
+      <w:r>
+        <w:rPr>
+          <w:lang w:val="fr_FR" w:bidi="fr_FR"/>
+        </w:rPr>
+      </w:r>
+      <w:r>
+        <w:rPr>
+          <w:lang w:val="fr_FR" w:bidi="fr_FR"/>
+        </w:rPr>
+      </w:r>
+    </w:p>
+    <w:p>
+      <w:pPr/>
+      <w:r>
+        <w:rPr>
+          <w:lang w:val="fr_FR" w:bidi="fr_FR"/>
+        </w:rPr>
+      </w:r>
+    </w:p>
+    <w:p>
+      <w:pPr>
+        <w:pStyle w:val="Heading2"/>
+      </w:pPr>
+      <w:r>
+        <w:rPr>
+          <w:lang w:val="fr_FR" w:bidi="fr_FR"/>
+        </w:rPr>
         <w:t>Jacques 1.6 (#1)</w:t>
       </w:r>
       <w:r>
@@ -3105,6 +3308,88 @@
         <w:rPr>
           <w:lang w:val="fr_FR" w:bidi="fr_FR"/>
         </w:rPr>
+        <w:t>Jacques 1.6 (#6)</w:t>
+      </w:r>
+      <w:r>
+        <w:rPr>
+          <w:lang w:val="fr_FR" w:bidi="fr_FR"/>
+        </w:rPr>
+      </w:r>
+    </w:p>
+    <w:p>
+      <w:pPr/>
+      <w:r>
+        <w:rPr>
+          <w:lang w:val="fr_FR" w:bidi="fr_FR"/>
+        </w:rPr>
+      </w:r>
+      <w:r>
+        <w:rPr>
+          <w:lang w:val="fr_FR" w:bidi="fr_FR"/>
+        </w:rPr>
+        <w:t>« il » - « celui »</w:t>
+      </w:r>
+    </w:p>
+    <w:p>
+      <w:pPr/>
+      <w:r>
+        <w:rPr>
+          <w:lang w:val="fr_FR" w:bidi="fr_FR"/>
+        </w:rPr>
+      </w:r>
+      <w:r>
+        <w:rPr>
+          <w:lang w:val="fr_FR" w:bidi="fr_FR"/>
+        </w:rPr>
+        <w:t>Le verset 6 continue la pensée du verset 5, qui parle de « quelqu'un / il ». Ces termes sont au masculin, mais ils sont utilisés dans un sens générique qui pourrait faire référence à un homme ou à une femme. Traduction alternative : « Mais que cette personne la demande » - « car la personne ».</w:t>
+      </w:r>
+    </w:p>
+    <w:p>
+      <w:pPr/>
+      <w:r>
+        <w:rPr>
+          <w:lang w:val="fr_FR" w:bidi="fr_FR"/>
+        </w:rPr>
+      </w:r>
+      <w:r>
+        <w:rPr>
+          <w:lang w:val="fr_FR" w:bidi="fr_FR"/>
+        </w:rPr>
+        <w:t xml:space="preserve">Voir : </w:t>
+      </w:r>
+      <w:r>
+        <w:rPr>
+          <w:lang w:val="fr_FR" w:bidi="fr_FR"/>
+        </w:rPr>
+        <w:t>Mots masculins qui incluent les femmes</w:t>
+      </w:r>
+      <w:r>
+        <w:rPr>
+          <w:lang w:val="fr_FR" w:bidi="fr_FR"/>
+        </w:rPr>
+      </w:r>
+      <w:r>
+        <w:rPr>
+          <w:lang w:val="fr_FR" w:bidi="fr_FR"/>
+        </w:rPr>
+      </w:r>
+    </w:p>
+    <w:p>
+      <w:pPr/>
+      <w:r>
+        <w:rPr>
+          <w:lang w:val="fr_FR" w:bidi="fr_FR"/>
+        </w:rPr>
+      </w:r>
+    </w:p>
+    <w:p>
+      <w:pPr>
+        <w:pStyle w:val="Heading2"/>
+      </w:pPr>
+      <w:r>
+        <w:rPr>
+          <w:lang w:val="fr_FR" w:bidi="fr_FR"/>
+        </w:rPr>
         <w:t>Jacques 1.7 (#1)</w:t>
       </w:r>
       <w:r>
@@ -4100,6 +4385,101 @@
         <w:rPr>
           <w:lang w:val="fr_FR" w:bidi="fr_FR"/>
         </w:rPr>
+        <w:t>Jacques 1.9 (#6)</w:t>
+      </w:r>
+      <w:r>
+        <w:rPr>
+          <w:lang w:val="fr_FR" w:bidi="fr_FR"/>
+        </w:rPr>
+      </w:r>
+    </w:p>
+    <w:p>
+      <w:pPr/>
+      <w:r>
+        <w:rPr>
+          <w:lang w:val="fr_FR" w:bidi="fr_FR"/>
+        </w:rPr>
+      </w:r>
+      <w:r>
+        <w:rPr>
+          <w:lang w:val="fr_FR" w:bidi="fr_FR"/>
+        </w:rPr>
+        <w:t>« frère »</w:t>
+      </w:r>
+    </w:p>
+    <w:p>
+      <w:pPr/>
+      <w:r>
+        <w:rPr>
+          <w:lang w:val="fr_FR" w:bidi="fr_FR"/>
+        </w:rPr>
+      </w:r>
+      <w:r>
+        <w:rPr>
+          <w:lang w:val="fr_FR" w:bidi="fr_FR"/>
+        </w:rPr>
+        <w:t xml:space="preserve">Le mot </w:t>
+      </w:r>
+      <w:r>
+        <w:rPr>
+          <w:b/>
+          <w:lang w:val="fr_FR" w:bidi="fr_FR"/>
+        </w:rPr>
+        <w:t>frère</w:t>
+      </w:r>
+      <w:r>
+        <w:rPr>
+          <w:lang w:val="fr_FR" w:bidi="fr_FR"/>
+        </w:rPr>
+        <w:t xml:space="preserve"> est utilisé dans un sens générique qui peut faire référence à un homme ou une femme. Choisissez une formulation naturelle dans votre langue pour que le sens soit clair. Traduction alternative : « Que le frère ou la sœur de condition humble » ou « que le croyant ou la croyante de condition humble ».</w:t>
+      </w:r>
+    </w:p>
+    <w:p>
+      <w:pPr/>
+      <w:r>
+        <w:rPr>
+          <w:lang w:val="fr_FR" w:bidi="fr_FR"/>
+        </w:rPr>
+      </w:r>
+      <w:r>
+        <w:rPr>
+          <w:lang w:val="fr_FR" w:bidi="fr_FR"/>
+        </w:rPr>
+        <w:t xml:space="preserve">Voir : </w:t>
+      </w:r>
+      <w:r>
+        <w:rPr>
+          <w:lang w:val="fr_FR" w:bidi="fr_FR"/>
+        </w:rPr>
+        <w:t>Mots masculins qui incluent les femmes</w:t>
+      </w:r>
+      <w:r>
+        <w:rPr>
+          <w:lang w:val="fr_FR" w:bidi="fr_FR"/>
+        </w:rPr>
+      </w:r>
+      <w:r>
+        <w:rPr>
+          <w:lang w:val="fr_FR" w:bidi="fr_FR"/>
+        </w:rPr>
+      </w:r>
+    </w:p>
+    <w:p>
+      <w:pPr/>
+      <w:r>
+        <w:rPr>
+          <w:lang w:val="fr_FR" w:bidi="fr_FR"/>
+        </w:rPr>
+      </w:r>
+    </w:p>
+    <w:p>
+      <w:pPr>
+        <w:pStyle w:val="Heading2"/>
+      </w:pPr>
+      <w:r>
+        <w:rPr>
+          <w:lang w:val="fr_FR" w:bidi="fr_FR"/>
+        </w:rPr>
         <w:t>Jacques 1.10 (#1)</w:t>
       </w:r>
       <w:r>
@@ -4973,6 +5353,114 @@
           <w:lang w:val="fr_FR" w:bidi="fr_FR"/>
         </w:rPr>
         <w:t>Traduire ce qui est inconnu aux lecteurs ou auditeurs</w:t>
+      </w:r>
+      <w:r>
+        <w:rPr>
+          <w:lang w:val="fr_FR" w:bidi="fr_FR"/>
+        </w:rPr>
+      </w:r>
+      <w:r>
+        <w:rPr>
+          <w:lang w:val="fr_FR" w:bidi="fr_FR"/>
+        </w:rPr>
+      </w:r>
+    </w:p>
+    <w:p>
+      <w:pPr/>
+      <w:r>
+        <w:rPr>
+          <w:lang w:val="fr_FR" w:bidi="fr_FR"/>
+        </w:rPr>
+      </w:r>
+    </w:p>
+    <w:p>
+      <w:pPr>
+        <w:pStyle w:val="Heading2"/>
+      </w:pPr>
+      <w:r>
+        <w:rPr>
+          <w:lang w:val="fr_FR" w:bidi="fr_FR"/>
+        </w:rPr>
+        <w:t>Jacques 1.10 (#9)</w:t>
+      </w:r>
+      <w:r>
+        <w:rPr>
+          <w:lang w:val="fr_FR" w:bidi="fr_FR"/>
+        </w:rPr>
+      </w:r>
+    </w:p>
+    <w:p>
+      <w:pPr/>
+      <w:r>
+        <w:rPr>
+          <w:lang w:val="fr_FR" w:bidi="fr_FR"/>
+        </w:rPr>
+      </w:r>
+      <w:r>
+        <w:rPr>
+          <w:lang w:val="fr_FR" w:bidi="fr_FR"/>
+        </w:rPr>
+        <w:t>« le riche » - « il »</w:t>
+      </w:r>
+    </w:p>
+    <w:p>
+      <w:pPr/>
+      <w:r>
+        <w:rPr>
+          <w:lang w:val="fr_FR" w:bidi="fr_FR"/>
+        </w:rPr>
+      </w:r>
+      <w:r>
+        <w:rPr>
+          <w:lang w:val="fr_FR" w:bidi="fr_FR"/>
+        </w:rPr>
+        <w:t xml:space="preserve">Les mots </w:t>
+      </w:r>
+      <w:r>
+        <w:rPr>
+          <w:b/>
+          <w:lang w:val="fr_FR" w:bidi="fr_FR"/>
+        </w:rPr>
+        <w:t>le riche</w:t>
+      </w:r>
+      <w:r>
+        <w:rPr>
+          <w:lang w:val="fr_FR" w:bidi="fr_FR"/>
+        </w:rPr>
+        <w:t xml:space="preserve"> et </w:t>
+      </w:r>
+      <w:r>
+        <w:rPr>
+          <w:b/>
+          <w:lang w:val="fr_FR" w:bidi="fr_FR"/>
+        </w:rPr>
+        <w:t>il</w:t>
+      </w:r>
+      <w:r>
+        <w:rPr>
+          <w:lang w:val="fr_FR" w:bidi="fr_FR"/>
+        </w:rPr>
+        <w:t xml:space="preserve"> ont une forme masculine, mais ils sont utilisés dans un sens générique peut faire référence à un homme ou une femme. Selon ce qui est le plus naturel dans votre langue, choisissez un mot, une expression ou une formulation qui exprime ce sens clairement. Traduction alternative : « la personne riche » - « elle ».</w:t>
+      </w:r>
+    </w:p>
+    <w:p>
+      <w:pPr/>
+      <w:r>
+        <w:rPr>
+          <w:lang w:val="fr_FR" w:bidi="fr_FR"/>
+        </w:rPr>
+      </w:r>
+      <w:r>
+        <w:rPr>
+          <w:lang w:val="fr_FR" w:bidi="fr_FR"/>
+        </w:rPr>
+        <w:t xml:space="preserve">Voir : </w:t>
+      </w:r>
+      <w:r>
+        <w:rPr>
+          <w:lang w:val="fr_FR" w:bidi="fr_FR"/>
+        </w:rPr>
+        <w:t>Mots masculins qui incluent les femmes</w:t>
       </w:r>
       <w:r>
         <w:rPr>
@@ -6118,6 +6606,101 @@
         <w:rPr>
           <w:lang w:val="fr_FR" w:bidi="fr_FR"/>
         </w:rPr>
+        <w:t>Jacques 1.11 (#11)</w:t>
+      </w:r>
+      <w:r>
+        <w:rPr>
+          <w:lang w:val="fr_FR" w:bidi="fr_FR"/>
+        </w:rPr>
+      </w:r>
+    </w:p>
+    <w:p>
+      <w:pPr/>
+      <w:r>
+        <w:rPr>
+          <w:lang w:val="fr_FR" w:bidi="fr_FR"/>
+        </w:rPr>
+      </w:r>
+      <w:r>
+        <w:rPr>
+          <w:lang w:val="fr_FR" w:bidi="fr_FR"/>
+        </w:rPr>
+        <w:t>« le riche »</w:t>
+      </w:r>
+    </w:p>
+    <w:p>
+      <w:pPr/>
+      <w:r>
+        <w:rPr>
+          <w:lang w:val="fr_FR" w:bidi="fr_FR"/>
+        </w:rPr>
+      </w:r>
+      <w:r>
+        <w:rPr>
+          <w:lang w:val="fr_FR" w:bidi="fr_FR"/>
+        </w:rPr>
+        <w:t xml:space="preserve">Les mots </w:t>
+      </w:r>
+      <w:r>
+        <w:rPr>
+          <w:b/>
+          <w:lang w:val="fr_FR" w:bidi="fr_FR"/>
+        </w:rPr>
+        <w:t>le riche</w:t>
+      </w:r>
+      <w:r>
+        <w:rPr>
+          <w:lang w:val="fr_FR" w:bidi="fr_FR"/>
+        </w:rPr>
+        <w:t xml:space="preserve"> sont utilisés dans un sens générique qui peut faire référence à un homme ou une femme. Choisissez une formulation naturelle dans votre langue pour que le sens soit clair. Traduction alternative : « ainsi la personne riche ».</w:t>
+      </w:r>
+    </w:p>
+    <w:p>
+      <w:pPr/>
+      <w:r>
+        <w:rPr>
+          <w:lang w:val="fr_FR" w:bidi="fr_FR"/>
+        </w:rPr>
+      </w:r>
+      <w:r>
+        <w:rPr>
+          <w:lang w:val="fr_FR" w:bidi="fr_FR"/>
+        </w:rPr>
+        <w:t xml:space="preserve">Voir : </w:t>
+      </w:r>
+      <w:r>
+        <w:rPr>
+          <w:lang w:val="fr_FR" w:bidi="fr_FR"/>
+        </w:rPr>
+        <w:t>Mots masculins qui incluent les femmes</w:t>
+      </w:r>
+      <w:r>
+        <w:rPr>
+          <w:lang w:val="fr_FR" w:bidi="fr_FR"/>
+        </w:rPr>
+      </w:r>
+      <w:r>
+        <w:rPr>
+          <w:lang w:val="fr_FR" w:bidi="fr_FR"/>
+        </w:rPr>
+      </w:r>
+    </w:p>
+    <w:p>
+      <w:pPr/>
+      <w:r>
+        <w:rPr>
+          <w:lang w:val="fr_FR" w:bidi="fr_FR"/>
+        </w:rPr>
+      </w:r>
+    </w:p>
+    <w:p>
+      <w:pPr>
+        <w:pStyle w:val="Heading2"/>
+      </w:pPr>
+      <w:r>
+        <w:rPr>
+          <w:lang w:val="fr_FR" w:bidi="fr_FR"/>
+        </w:rPr>
         <w:t>Jacques 1.12 (#1)</w:t>
       </w:r>
       <w:r>
@@ -7427,6 +8010,101 @@
         <w:rPr>
           <w:lang w:val="fr_FR" w:bidi="fr_FR"/>
         </w:rPr>
+        <w:t>Jacques 1.13 (#4)</w:t>
+      </w:r>
+      <w:r>
+        <w:rPr>
+          <w:lang w:val="fr_FR" w:bidi="fr_FR"/>
+        </w:rPr>
+      </w:r>
+    </w:p>
+    <w:p>
+      <w:pPr/>
+      <w:r>
+        <w:rPr>
+          <w:lang w:val="fr_FR" w:bidi="fr_FR"/>
+        </w:rPr>
+      </w:r>
+      <w:r>
+        <w:rPr>
+          <w:lang w:val="fr_FR" w:bidi="fr_FR"/>
+        </w:rPr>
+        <w:t>« il »</w:t>
+      </w:r>
+    </w:p>
+    <w:p>
+      <w:pPr/>
+      <w:r>
+        <w:rPr>
+          <w:lang w:val="fr_FR" w:bidi="fr_FR"/>
+        </w:rPr>
+      </w:r>
+      <w:r>
+        <w:rPr>
+          <w:lang w:val="fr_FR" w:bidi="fr_FR"/>
+        </w:rPr>
+        <w:t xml:space="preserve">Le pronom </w:t>
+      </w:r>
+      <w:r>
+        <w:rPr>
+          <w:b/>
+          <w:lang w:val="fr_FR" w:bidi="fr_FR"/>
+        </w:rPr>
+        <w:t>il</w:t>
+      </w:r>
+      <w:r>
+        <w:rPr>
+          <w:lang w:val="fr_FR" w:bidi="fr_FR"/>
+        </w:rPr>
+        <w:t xml:space="preserve"> est utilisé dans un sens générique qui peut faire référence à un homme ou une femme. Choisissez une formulation naturelle dans votre langue pour que le sens soit clair. Traduction alternative : « Que personne, lorsqu'il est tenté ou lorsqu'elle est tentée » ou « qu'aucun ni aucune d'entre vous, lorsqu'ils sont tentés ».</w:t>
+      </w:r>
+    </w:p>
+    <w:p>
+      <w:pPr/>
+      <w:r>
+        <w:rPr>
+          <w:lang w:val="fr_FR" w:bidi="fr_FR"/>
+        </w:rPr>
+      </w:r>
+      <w:r>
+        <w:rPr>
+          <w:lang w:val="fr_FR" w:bidi="fr_FR"/>
+        </w:rPr>
+        <w:t xml:space="preserve">Voir : </w:t>
+      </w:r>
+      <w:r>
+        <w:rPr>
+          <w:lang w:val="fr_FR" w:bidi="fr_FR"/>
+        </w:rPr>
+        <w:t>Mots masculins qui incluent les femmes</w:t>
+      </w:r>
+      <w:r>
+        <w:rPr>
+          <w:lang w:val="fr_FR" w:bidi="fr_FR"/>
+        </w:rPr>
+      </w:r>
+      <w:r>
+        <w:rPr>
+          <w:lang w:val="fr_FR" w:bidi="fr_FR"/>
+        </w:rPr>
+      </w:r>
+    </w:p>
+    <w:p>
+      <w:pPr/>
+      <w:r>
+        <w:rPr>
+          <w:lang w:val="fr_FR" w:bidi="fr_FR"/>
+        </w:rPr>
+      </w:r>
+    </w:p>
+    <w:p>
+      <w:pPr>
+        <w:pStyle w:val="Heading2"/>
+      </w:pPr>
+      <w:r>
+        <w:rPr>
+          <w:lang w:val="fr_FR" w:bidi="fr_FR"/>
+        </w:rPr>
         <w:t>Jacques 1.14 (#4)</w:t>
       </w:r>
       <w:r>
@@ -8020,6 +8698,153 @@
         <w:rPr>
           <w:lang w:val="fr_FR" w:bidi="fr_FR"/>
         </w:rPr>
+        <w:t>Jacques 1.14 (#6)</w:t>
+      </w:r>
+      <w:r>
+        <w:rPr>
+          <w:lang w:val="fr_FR" w:bidi="fr_FR"/>
+        </w:rPr>
+      </w:r>
+    </w:p>
+    <w:p>
+      <w:pPr/>
+      <w:r>
+        <w:rPr>
+          <w:lang w:val="fr_FR" w:bidi="fr_FR"/>
+        </w:rPr>
+      </w:r>
+      <w:r>
+        <w:rPr>
+          <w:lang w:val="fr_FR" w:bidi="fr_FR"/>
+        </w:rPr>
+        <w:t>« chacun » - « tenté » - « il » - « attiré » - « amorcé »</w:t>
+      </w:r>
+    </w:p>
+    <w:p>
+      <w:pPr/>
+      <w:r>
+        <w:rPr>
+          <w:lang w:val="fr_FR" w:bidi="fr_FR"/>
+        </w:rPr>
+      </w:r>
+      <w:r>
+        <w:rPr>
+          <w:lang w:val="fr_FR" w:bidi="fr_FR"/>
+        </w:rPr>
+        <w:t xml:space="preserve">Les mots </w:t>
+      </w:r>
+      <w:r>
+        <w:rPr>
+          <w:b/>
+          <w:lang w:val="fr_FR" w:bidi="fr_FR"/>
+        </w:rPr>
+        <w:t>chacun</w:t>
+      </w:r>
+      <w:r>
+        <w:rPr>
+          <w:lang w:val="fr_FR" w:bidi="fr_FR"/>
+        </w:rPr>
+        <w:t xml:space="preserve">, </w:t>
+      </w:r>
+      <w:r>
+        <w:rPr>
+          <w:b/>
+          <w:lang w:val="fr_FR" w:bidi="fr_FR"/>
+        </w:rPr>
+        <w:t>tenté</w:t>
+      </w:r>
+      <w:r>
+        <w:rPr>
+          <w:lang w:val="fr_FR" w:bidi="fr_FR"/>
+        </w:rPr>
+        <w:t xml:space="preserve">, </w:t>
+      </w:r>
+      <w:r>
+        <w:rPr>
+          <w:b/>
+          <w:lang w:val="fr_FR" w:bidi="fr_FR"/>
+        </w:rPr>
+        <w:t>il</w:t>
+      </w:r>
+      <w:r>
+        <w:rPr>
+          <w:lang w:val="fr_FR" w:bidi="fr_FR"/>
+        </w:rPr>
+        <w:t xml:space="preserve">, </w:t>
+      </w:r>
+      <w:r>
+        <w:rPr>
+          <w:b/>
+          <w:lang w:val="fr_FR" w:bidi="fr_FR"/>
+        </w:rPr>
+        <w:t>attiré</w:t>
+      </w:r>
+      <w:r>
+        <w:rPr>
+          <w:lang w:val="fr_FR" w:bidi="fr_FR"/>
+        </w:rPr>
+        <w:t xml:space="preserve"> et </w:t>
+      </w:r>
+      <w:r>
+        <w:rPr>
+          <w:b/>
+          <w:lang w:val="fr_FR" w:bidi="fr_FR"/>
+        </w:rPr>
+        <w:t>amorcé</w:t>
+      </w:r>
+      <w:r>
+        <w:rPr>
+          <w:lang w:val="fr_FR" w:bidi="fr_FR"/>
+        </w:rPr>
+        <w:t xml:space="preserve"> ont une forme masculine, mais ils sont utilisés dans un sens générique qui peut faire référence à un homme ou une femme. Selon ce qui est le plus naturel dans votre langue, choisissez un mot, une expression ou une formulation qui exprime ce sens clairement. Traduction alternative : « chaque personne est tentée, quand elle est attirée et amorcée ».</w:t>
+      </w:r>
+    </w:p>
+    <w:p>
+      <w:pPr/>
+      <w:r>
+        <w:rPr>
+          <w:lang w:val="fr_FR" w:bidi="fr_FR"/>
+        </w:rPr>
+      </w:r>
+      <w:r>
+        <w:rPr>
+          <w:lang w:val="fr_FR" w:bidi="fr_FR"/>
+        </w:rPr>
+        <w:t xml:space="preserve">Voir : </w:t>
+      </w:r>
+      <w:r>
+        <w:rPr>
+          <w:lang w:val="fr_FR" w:bidi="fr_FR"/>
+        </w:rPr>
+        <w:t>Mots masculins qui incluent les femmes</w:t>
+      </w:r>
+      <w:r>
+        <w:rPr>
+          <w:lang w:val="fr_FR" w:bidi="fr_FR"/>
+        </w:rPr>
+      </w:r>
+      <w:r>
+        <w:rPr>
+          <w:lang w:val="fr_FR" w:bidi="fr_FR"/>
+        </w:rPr>
+      </w:r>
+    </w:p>
+    <w:p>
+      <w:pPr/>
+      <w:r>
+        <w:rPr>
+          <w:lang w:val="fr_FR" w:bidi="fr_FR"/>
+        </w:rPr>
+      </w:r>
+    </w:p>
+    <w:p>
+      <w:pPr>
+        <w:pStyle w:val="Heading2"/>
+      </w:pPr>
+      <w:r>
+        <w:rPr>
+          <w:lang w:val="fr_FR" w:bidi="fr_FR"/>
+        </w:rPr>
         <w:t>Jacques 1.15 (#1)</w:t>
       </w:r>
       <w:r>
@@ -8899,6 +9724,101 @@
         <w:rPr>
           <w:lang w:val="fr_FR" w:bidi="fr_FR"/>
         </w:rPr>
+        <w:t>Jacques 1.16 (#5)</w:t>
+      </w:r>
+      <w:r>
+        <w:rPr>
+          <w:lang w:val="fr_FR" w:bidi="fr_FR"/>
+        </w:rPr>
+      </w:r>
+    </w:p>
+    <w:p>
+      <w:pPr/>
+      <w:r>
+        <w:rPr>
+          <w:lang w:val="fr_FR" w:bidi="fr_FR"/>
+        </w:rPr>
+      </w:r>
+      <w:r>
+        <w:rPr>
+          <w:lang w:val="fr_FR" w:bidi="fr_FR"/>
+        </w:rPr>
+        <w:t>« frères bien-aimés »</w:t>
+      </w:r>
+    </w:p>
+    <w:p>
+      <w:pPr/>
+      <w:r>
+        <w:rPr>
+          <w:lang w:val="fr_FR" w:bidi="fr_FR"/>
+        </w:rPr>
+      </w:r>
+      <w:r>
+        <w:rPr>
+          <w:lang w:val="fr_FR" w:bidi="fr_FR"/>
+        </w:rPr>
+        <w:t xml:space="preserve">Les mots </w:t>
+      </w:r>
+      <w:r>
+        <w:rPr>
+          <w:b/>
+          <w:lang w:val="fr_FR" w:bidi="fr_FR"/>
+        </w:rPr>
+        <w:t>frères bien-aimés</w:t>
+      </w:r>
+      <w:r>
+        <w:rPr>
+          <w:lang w:val="fr_FR" w:bidi="fr_FR"/>
+        </w:rPr>
+        <w:t xml:space="preserve"> ont une forme masculine, mais ils sont utilisés dans un sens générique qui inclut hommes et femmes. Selon ce qui est le plus naturel dans votre langue, choisissez un mot, une expression ou une formulation qui exprime ce sens clairement. Traduction alternative : « mes frères et sœurs bien-aimés ».</w:t>
+      </w:r>
+    </w:p>
+    <w:p>
+      <w:pPr/>
+      <w:r>
+        <w:rPr>
+          <w:lang w:val="fr_FR" w:bidi="fr_FR"/>
+        </w:rPr>
+      </w:r>
+      <w:r>
+        <w:rPr>
+          <w:lang w:val="fr_FR" w:bidi="fr_FR"/>
+        </w:rPr>
+        <w:t xml:space="preserve">Voir : </w:t>
+      </w:r>
+      <w:r>
+        <w:rPr>
+          <w:lang w:val="fr_FR" w:bidi="fr_FR"/>
+        </w:rPr>
+        <w:t>Mots masculins qui incluent les femmes</w:t>
+      </w:r>
+      <w:r>
+        <w:rPr>
+          <w:lang w:val="fr_FR" w:bidi="fr_FR"/>
+        </w:rPr>
+      </w:r>
+      <w:r>
+        <w:rPr>
+          <w:lang w:val="fr_FR" w:bidi="fr_FR"/>
+        </w:rPr>
+      </w:r>
+    </w:p>
+    <w:p>
+      <w:pPr/>
+      <w:r>
+        <w:rPr>
+          <w:lang w:val="fr_FR" w:bidi="fr_FR"/>
+        </w:rPr>
+      </w:r>
+    </w:p>
+    <w:p>
+      <w:pPr>
+        <w:pStyle w:val="Heading2"/>
+      </w:pPr>
+      <w:r>
+        <w:rPr>
+          <w:lang w:val="fr_FR" w:bidi="fr_FR"/>
+        </w:rPr>
         <w:t>Jacques 1.17 (#1)</w:t>
       </w:r>
       <w:r>
@@ -10932,6 +11852,101 @@
           <w:lang w:val="fr_FR" w:bidi="fr_FR"/>
         </w:rPr>
         <w:t>Relier : exprimer le but</w:t>
+      </w:r>
+      <w:r>
+        <w:rPr>
+          <w:lang w:val="fr_FR" w:bidi="fr_FR"/>
+        </w:rPr>
+      </w:r>
+      <w:r>
+        <w:rPr>
+          <w:lang w:val="fr_FR" w:bidi="fr_FR"/>
+        </w:rPr>
+      </w:r>
+    </w:p>
+    <w:p>
+      <w:pPr/>
+      <w:r>
+        <w:rPr>
+          <w:lang w:val="fr_FR" w:bidi="fr_FR"/>
+        </w:rPr>
+      </w:r>
+    </w:p>
+    <w:p>
+      <w:pPr>
+        <w:pStyle w:val="Heading2"/>
+      </w:pPr>
+      <w:r>
+        <w:rPr>
+          <w:lang w:val="fr_FR" w:bidi="fr_FR"/>
+        </w:rPr>
+        <w:t>Jacques 1.18 (#11)</w:t>
+      </w:r>
+      <w:r>
+        <w:rPr>
+          <w:lang w:val="fr_FR" w:bidi="fr_FR"/>
+        </w:rPr>
+      </w:r>
+    </w:p>
+    <w:p>
+      <w:pPr/>
+      <w:r>
+        <w:rPr>
+          <w:lang w:val="fr_FR" w:bidi="fr_FR"/>
+        </w:rPr>
+      </w:r>
+      <w:r>
+        <w:rPr>
+          <w:lang w:val="fr_FR" w:bidi="fr_FR"/>
+        </w:rPr>
+        <w:t>« engendrés »</w:t>
+      </w:r>
+    </w:p>
+    <w:p>
+      <w:pPr/>
+      <w:r>
+        <w:rPr>
+          <w:lang w:val="fr_FR" w:bidi="fr_FR"/>
+        </w:rPr>
+      </w:r>
+      <w:r>
+        <w:rPr>
+          <w:lang w:val="fr_FR" w:bidi="fr_FR"/>
+        </w:rPr>
+        <w:t xml:space="preserve">Le mot </w:t>
+      </w:r>
+      <w:r>
+        <w:rPr>
+          <w:b/>
+          <w:lang w:val="fr_FR" w:bidi="fr_FR"/>
+        </w:rPr>
+        <w:t>engendrés</w:t>
+      </w:r>
+      <w:r>
+        <w:rPr>
+          <w:lang w:val="fr_FR" w:bidi="fr_FR"/>
+        </w:rPr>
+        <w:t xml:space="preserve"> a une forme masculine. Cependant, il est utilisé ici dans un sens générique qui inclut hommes et femmes. Selon ce qui est le plus naturel dans votre langue, choisissez un mot, une expression ou une formulation qui exprime ce sens clairement. Traduction alternative : « engendrés et engendrées ».</w:t>
+      </w:r>
+    </w:p>
+    <w:p>
+      <w:pPr/>
+      <w:r>
+        <w:rPr>
+          <w:lang w:val="fr_FR" w:bidi="fr_FR"/>
+        </w:rPr>
+      </w:r>
+      <w:r>
+        <w:rPr>
+          <w:lang w:val="fr_FR" w:bidi="fr_FR"/>
+        </w:rPr>
+        <w:t xml:space="preserve">Voir : </w:t>
+      </w:r>
+      <w:r>
+        <w:rPr>
+          <w:lang w:val="fr_FR" w:bidi="fr_FR"/>
+        </w:rPr>
+        <w:t>Mots masculins qui incluent les femmes</w:t>
       </w:r>
       <w:r>
         <w:rPr>
@@ -15040,6 +16055,127 @@
         <w:rPr>
           <w:lang w:val="fr_FR" w:bidi="fr_FR"/>
         </w:rPr>
+        <w:t>Jacques 1.24 (#6)</w:t>
+      </w:r>
+      <w:r>
+        <w:rPr>
+          <w:lang w:val="fr_FR" w:bidi="fr_FR"/>
+        </w:rPr>
+      </w:r>
+    </w:p>
+    <w:p>
+      <w:pPr/>
+      <w:r>
+        <w:rPr>
+          <w:lang w:val="fr_FR" w:bidi="fr_FR"/>
+        </w:rPr>
+      </w:r>
+      <w:r>
+        <w:rPr>
+          <w:lang w:val="fr_FR" w:bidi="fr_FR"/>
+        </w:rPr>
+        <w:t>« regardé » - « quel » - « il »</w:t>
+      </w:r>
+    </w:p>
+    <w:p>
+      <w:pPr/>
+      <w:r>
+        <w:rPr>
+          <w:lang w:val="fr_FR" w:bidi="fr_FR"/>
+        </w:rPr>
+      </w:r>
+      <w:r>
+        <w:rPr>
+          <w:lang w:val="fr_FR" w:bidi="fr_FR"/>
+        </w:rPr>
+        <w:t xml:space="preserve">La phrase commencée au verset précédent continue ici. Ainsi, les mots </w:t>
+      </w:r>
+      <w:r>
+        <w:rPr>
+          <w:b/>
+          <w:lang w:val="fr_FR" w:bidi="fr_FR"/>
+        </w:rPr>
+        <w:t>regardé</w:t>
+      </w:r>
+      <w:r>
+        <w:rPr>
+          <w:lang w:val="fr_FR" w:bidi="fr_FR"/>
+        </w:rPr>
+        <w:t xml:space="preserve">, </w:t>
+      </w:r>
+      <w:r>
+        <w:rPr>
+          <w:b/>
+          <w:lang w:val="fr_FR" w:bidi="fr_FR"/>
+        </w:rPr>
+        <w:t>quel</w:t>
+      </w:r>
+      <w:r>
+        <w:rPr>
+          <w:lang w:val="fr_FR" w:bidi="fr_FR"/>
+        </w:rPr>
+        <w:t xml:space="preserve"> et </w:t>
+      </w:r>
+      <w:r>
+        <w:rPr>
+          <w:b/>
+          <w:lang w:val="fr_FR" w:bidi="fr_FR"/>
+        </w:rPr>
+        <w:t>il</w:t>
+      </w:r>
+      <w:r>
+        <w:rPr>
+          <w:lang w:val="fr_FR" w:bidi="fr_FR"/>
+        </w:rPr>
+        <w:t xml:space="preserve"> ont une forme masculine, mais ils sont utilisés dans un sens générique qui peut faire référence à un homme ou à une femme. Selon ce qui est le plus naturel dans votre langue, choisissez un mot, une expression ou une formulation qui exprime ce sens clairement, en veillant à accorder avec la formulation choisie au verset précédent. Traduction alternative : « regardé » - « quel » - « il » [avec « quelqu'un »] ou « regardée » - « quelle » - « elle » [avec « personne »].</w:t>
+      </w:r>
+    </w:p>
+    <w:p>
+      <w:pPr/>
+      <w:r>
+        <w:rPr>
+          <w:lang w:val="fr_FR" w:bidi="fr_FR"/>
+        </w:rPr>
+      </w:r>
+      <w:r>
+        <w:rPr>
+          <w:lang w:val="fr_FR" w:bidi="fr_FR"/>
+        </w:rPr>
+        <w:t xml:space="preserve">Voir : </w:t>
+      </w:r>
+      <w:r>
+        <w:rPr>
+          <w:lang w:val="fr_FR" w:bidi="fr_FR"/>
+        </w:rPr>
+        <w:t>Mots masculins qui incluent les femmes</w:t>
+      </w:r>
+      <w:r>
+        <w:rPr>
+          <w:lang w:val="fr_FR" w:bidi="fr_FR"/>
+        </w:rPr>
+      </w:r>
+      <w:r>
+        <w:rPr>
+          <w:lang w:val="fr_FR" w:bidi="fr_FR"/>
+        </w:rPr>
+      </w:r>
+    </w:p>
+    <w:p>
+      <w:pPr/>
+      <w:r>
+        <w:rPr>
+          <w:lang w:val="fr_FR" w:bidi="fr_FR"/>
+        </w:rPr>
+      </w:r>
+    </w:p>
+    <w:p>
+      <w:pPr>
+        <w:pStyle w:val="Heading2"/>
+      </w:pPr>
+      <w:r>
+        <w:rPr>
+          <w:lang w:val="fr_FR" w:bidi="fr_FR"/>
+        </w:rPr>
         <w:t>Jacques 1.25 (#1)</w:t>
       </w:r>
       <w:r>
@@ -16459,6 +17595,140 @@
         <w:rPr>
           <w:lang w:val="fr_FR" w:bidi="fr_FR"/>
         </w:rPr>
+        <w:t>Jacques 1.25 (#13)</w:t>
+      </w:r>
+      <w:r>
+        <w:rPr>
+          <w:lang w:val="fr_FR" w:bidi="fr_FR"/>
+        </w:rPr>
+      </w:r>
+    </w:p>
+    <w:p>
+      <w:pPr/>
+      <w:r>
+        <w:rPr>
+          <w:lang w:val="fr_FR" w:bidi="fr_FR"/>
+        </w:rPr>
+      </w:r>
+      <w:r>
+        <w:rPr>
+          <w:lang w:val="fr_FR" w:bidi="fr_FR"/>
+        </w:rPr>
+        <w:t>« celui » - « auditeur oublieux » - « celui-là »</w:t>
+      </w:r>
+    </w:p>
+    <w:p>
+      <w:pPr/>
+      <w:r>
+        <w:rPr>
+          <w:lang w:val="fr_FR" w:bidi="fr_FR"/>
+        </w:rPr>
+      </w:r>
+      <w:r>
+        <w:rPr>
+          <w:lang w:val="fr_FR" w:bidi="fr_FR"/>
+        </w:rPr>
+        <w:t xml:space="preserve">Les mots </w:t>
+      </w:r>
+      <w:r>
+        <w:rPr>
+          <w:b/>
+          <w:lang w:val="fr_FR" w:bidi="fr_FR"/>
+        </w:rPr>
+        <w:t>celui</w:t>
+      </w:r>
+      <w:r>
+        <w:rPr>
+          <w:lang w:val="fr_FR" w:bidi="fr_FR"/>
+        </w:rPr>
+        <w:t xml:space="preserve">, </w:t>
+      </w:r>
+      <w:r>
+        <w:rPr>
+          <w:b/>
+          <w:lang w:val="fr_FR" w:bidi="fr_FR"/>
+        </w:rPr>
+        <w:t>auditeur</w:t>
+      </w:r>
+      <w:r>
+        <w:rPr>
+          <w:lang w:val="fr_FR" w:bidi="fr_FR"/>
+        </w:rPr>
+        <w:t xml:space="preserve"> </w:t>
+      </w:r>
+      <w:r>
+        <w:rPr>
+          <w:b/>
+          <w:lang w:val="fr_FR" w:bidi="fr_FR"/>
+        </w:rPr>
+        <w:t>oublieux</w:t>
+      </w:r>
+      <w:r>
+        <w:rPr>
+          <w:lang w:val="fr_FR" w:bidi="fr_FR"/>
+        </w:rPr>
+        <w:t xml:space="preserve"> et </w:t>
+      </w:r>
+      <w:r>
+        <w:rPr>
+          <w:b/>
+          <w:lang w:val="fr_FR" w:bidi="fr_FR"/>
+        </w:rPr>
+        <w:t>celui-là</w:t>
+      </w:r>
+      <w:r>
+        <w:rPr>
+          <w:lang w:val="fr_FR" w:bidi="fr_FR"/>
+        </w:rPr>
+        <w:t xml:space="preserve"> ont une forme masculine, mais ils sont utilisés dans un sens générique qui inclut hommes et femmes. Selon ce qui est le plus naturel dans votre langue, choisissez un mot, une expression ou une formulation qui exprime ce sens clairement. Traduction alternative : « la personne » - « quelqu'un qui entend et oublie » - « cette personne-là ».</w:t>
+      </w:r>
+    </w:p>
+    <w:p>
+      <w:pPr/>
+      <w:r>
+        <w:rPr>
+          <w:lang w:val="fr_FR" w:bidi="fr_FR"/>
+        </w:rPr>
+      </w:r>
+      <w:r>
+        <w:rPr>
+          <w:lang w:val="fr_FR" w:bidi="fr_FR"/>
+        </w:rPr>
+        <w:t xml:space="preserve">Voir : </w:t>
+      </w:r>
+      <w:r>
+        <w:rPr>
+          <w:lang w:val="fr_FR" w:bidi="fr_FR"/>
+        </w:rPr>
+        <w:t>Mots masculins qui incluent les femmes</w:t>
+      </w:r>
+      <w:r>
+        <w:rPr>
+          <w:lang w:val="fr_FR" w:bidi="fr_FR"/>
+        </w:rPr>
+      </w:r>
+      <w:r>
+        <w:rPr>
+          <w:lang w:val="fr_FR" w:bidi="fr_FR"/>
+        </w:rPr>
+      </w:r>
+    </w:p>
+    <w:p>
+      <w:pPr/>
+      <w:r>
+        <w:rPr>
+          <w:lang w:val="fr_FR" w:bidi="fr_FR"/>
+        </w:rPr>
+      </w:r>
+    </w:p>
+    <w:p>
+      <w:pPr>
+        <w:pStyle w:val="Heading2"/>
+      </w:pPr>
+      <w:r>
+        <w:rPr>
+          <w:lang w:val="fr_FR" w:bidi="fr_FR"/>
+        </w:rPr>
         <w:t>Jacques 1.26 (#1)</w:t>
       </w:r>
       <w:r>
@@ -17202,6 +18472,101 @@
         <w:rPr>
           <w:lang w:val="fr_FR" w:bidi="fr_FR"/>
         </w:rPr>
+        <w:t>Jacques 1.26 (#8)</w:t>
+      </w:r>
+      <w:r>
+        <w:rPr>
+          <w:lang w:val="fr_FR" w:bidi="fr_FR"/>
+        </w:rPr>
+      </w:r>
+    </w:p>
+    <w:p>
+      <w:pPr/>
+      <w:r>
+        <w:rPr>
+          <w:lang w:val="fr_FR" w:bidi="fr_FR"/>
+        </w:rPr>
+      </w:r>
+      <w:r>
+        <w:rPr>
+          <w:lang w:val="fr_FR" w:bidi="fr_FR"/>
+        </w:rPr>
+        <w:t>« quelqu'un » - « cet homme »</w:t>
+      </w:r>
+    </w:p>
+    <w:p>
+      <w:pPr/>
+      <w:r>
+        <w:rPr>
+          <w:lang w:val="fr_FR" w:bidi="fr_FR"/>
+        </w:rPr>
+      </w:r>
+      <w:r>
+        <w:rPr>
+          <w:lang w:val="fr_FR" w:bidi="fr_FR"/>
+        </w:rPr>
+        <w:t xml:space="preserve">Le mot </w:t>
+      </w:r>
+      <w:r>
+        <w:rPr>
+          <w:b/>
+          <w:lang w:val="fr_FR" w:bidi="fr_FR"/>
+        </w:rPr>
+        <w:t>homme</w:t>
+      </w:r>
+      <w:r>
+        <w:rPr>
+          <w:lang w:val="fr_FR" w:bidi="fr_FR"/>
+        </w:rPr>
+        <w:t xml:space="preserve"> est utilisé dans un sens générique qui peut faire référence à un homme ou une femme. Choisissez une formulation naturelle dans votre langue pour que le sens soit clair. Traduction alternative : « si une personne croit être religieuse... la religion de cette personne ».</w:t>
+      </w:r>
+    </w:p>
+    <w:p>
+      <w:pPr/>
+      <w:r>
+        <w:rPr>
+          <w:lang w:val="fr_FR" w:bidi="fr_FR"/>
+        </w:rPr>
+      </w:r>
+      <w:r>
+        <w:rPr>
+          <w:lang w:val="fr_FR" w:bidi="fr_FR"/>
+        </w:rPr>
+        <w:t xml:space="preserve">Voir : </w:t>
+      </w:r>
+      <w:r>
+        <w:rPr>
+          <w:lang w:val="fr_FR" w:bidi="fr_FR"/>
+        </w:rPr>
+        <w:t>Mots masculins qui incluent les femmes</w:t>
+      </w:r>
+      <w:r>
+        <w:rPr>
+          <w:lang w:val="fr_FR" w:bidi="fr_FR"/>
+        </w:rPr>
+      </w:r>
+      <w:r>
+        <w:rPr>
+          <w:lang w:val="fr_FR" w:bidi="fr_FR"/>
+        </w:rPr>
+      </w:r>
+    </w:p>
+    <w:p>
+      <w:pPr/>
+      <w:r>
+        <w:rPr>
+          <w:lang w:val="fr_FR" w:bidi="fr_FR"/>
+        </w:rPr>
+      </w:r>
+    </w:p>
+    <w:p>
+      <w:pPr>
+        <w:pStyle w:val="Heading2"/>
+      </w:pPr>
+      <w:r>
+        <w:rPr>
+          <w:lang w:val="fr_FR" w:bidi="fr_FR"/>
+        </w:rPr>
         <w:t>Jacques 1.27 (#1)</w:t>
       </w:r>
       <w:r>
@@ -19030,6 +20395,101 @@
         <w:rPr>
           <w:lang w:val="fr_FR" w:bidi="fr_FR"/>
         </w:rPr>
+        <w:t>Jacques 2.1 (#5)</w:t>
+      </w:r>
+      <w:r>
+        <w:rPr>
+          <w:lang w:val="fr_FR" w:bidi="fr_FR"/>
+        </w:rPr>
+      </w:r>
+    </w:p>
+    <w:p>
+      <w:pPr/>
+      <w:r>
+        <w:rPr>
+          <w:lang w:val="fr_FR" w:bidi="fr_FR"/>
+        </w:rPr>
+      </w:r>
+      <w:r>
+        <w:rPr>
+          <w:lang w:val="fr_FR" w:bidi="fr_FR"/>
+        </w:rPr>
+        <w:t>« frères »</w:t>
+      </w:r>
+    </w:p>
+    <w:p>
+      <w:pPr/>
+      <w:r>
+        <w:rPr>
+          <w:lang w:val="fr_FR" w:bidi="fr_FR"/>
+        </w:rPr>
+      </w:r>
+      <w:r>
+        <w:rPr>
+          <w:lang w:val="fr_FR" w:bidi="fr_FR"/>
+        </w:rPr>
+        <w:t xml:space="preserve">Le mot </w:t>
+      </w:r>
+      <w:r>
+        <w:rPr>
+          <w:b/>
+          <w:lang w:val="fr_FR" w:bidi="fr_FR"/>
+        </w:rPr>
+        <w:t>frères</w:t>
+      </w:r>
+      <w:r>
+        <w:rPr>
+          <w:lang w:val="fr_FR" w:bidi="fr_FR"/>
+        </w:rPr>
+        <w:t xml:space="preserve"> est utilisé dans un sens générique qui peut faire référence à des hommes ou des femmes. Choisissez une formulation naturelle dans votre langue pour que le sens soit clair. Traduction alternative : « mes frères et sœurs ».</w:t>
+      </w:r>
+    </w:p>
+    <w:p>
+      <w:pPr/>
+      <w:r>
+        <w:rPr>
+          <w:lang w:val="fr_FR" w:bidi="fr_FR"/>
+        </w:rPr>
+      </w:r>
+      <w:r>
+        <w:rPr>
+          <w:lang w:val="fr_FR" w:bidi="fr_FR"/>
+        </w:rPr>
+        <w:t xml:space="preserve">Voir : </w:t>
+      </w:r>
+      <w:r>
+        <w:rPr>
+          <w:lang w:val="fr_FR" w:bidi="fr_FR"/>
+        </w:rPr>
+        <w:t>Mots masculins qui incluent les femmes</w:t>
+      </w:r>
+      <w:r>
+        <w:rPr>
+          <w:lang w:val="fr_FR" w:bidi="fr_FR"/>
+        </w:rPr>
+      </w:r>
+      <w:r>
+        <w:rPr>
+          <w:lang w:val="fr_FR" w:bidi="fr_FR"/>
+        </w:rPr>
+      </w:r>
+    </w:p>
+    <w:p>
+      <w:pPr/>
+      <w:r>
+        <w:rPr>
+          <w:lang w:val="fr_FR" w:bidi="fr_FR"/>
+        </w:rPr>
+      </w:r>
+    </w:p>
+    <w:p>
+      <w:pPr>
+        <w:pStyle w:val="Heading2"/>
+      </w:pPr>
+      <w:r>
+        <w:rPr>
+          <w:lang w:val="fr_FR" w:bidi="fr_FR"/>
+        </w:rPr>
         <w:t>Jacques 2.2 (#3)</w:t>
       </w:r>
       <w:r>
@@ -22181,6 +23641,166 @@
         <w:rPr>
           <w:lang w:val="fr_FR" w:bidi="fr_FR"/>
         </w:rPr>
+        <w:t>Jacques 2.5 (#10)</w:t>
+      </w:r>
+      <w:r>
+        <w:rPr>
+          <w:lang w:val="fr_FR" w:bidi="fr_FR"/>
+        </w:rPr>
+      </w:r>
+    </w:p>
+    <w:p>
+      <w:pPr/>
+      <w:r>
+        <w:rPr>
+          <w:lang w:val="fr_FR" w:bidi="fr_FR"/>
+        </w:rPr>
+      </w:r>
+      <w:r>
+        <w:rPr>
+          <w:lang w:val="fr_FR" w:bidi="fr_FR"/>
+        </w:rPr>
+        <w:t>« frères bien-aimés » - « les pauvres » - « ils » - « riches » - « héritiers » - « ceux »</w:t>
+      </w:r>
+    </w:p>
+    <w:p>
+      <w:pPr/>
+      <w:r>
+        <w:rPr>
+          <w:lang w:val="fr_FR" w:bidi="fr_FR"/>
+        </w:rPr>
+      </w:r>
+      <w:r>
+        <w:rPr>
+          <w:lang w:val="fr_FR" w:bidi="fr_FR"/>
+        </w:rPr>
+        <w:t xml:space="preserve">Les mots </w:t>
+      </w:r>
+      <w:r>
+        <w:rPr>
+          <w:b/>
+          <w:lang w:val="fr_FR" w:bidi="fr_FR"/>
+        </w:rPr>
+        <w:t>frères bien-aimés</w:t>
+      </w:r>
+      <w:r>
+        <w:rPr>
+          <w:lang w:val="fr_FR" w:bidi="fr_FR"/>
+        </w:rPr>
+        <w:t xml:space="preserve">, </w:t>
+      </w:r>
+      <w:r>
+        <w:rPr>
+          <w:b/>
+          <w:lang w:val="fr_FR" w:bidi="fr_FR"/>
+        </w:rPr>
+        <w:t>pauvres</w:t>
+      </w:r>
+      <w:r>
+        <w:rPr>
+          <w:lang w:val="fr_FR" w:bidi="fr_FR"/>
+        </w:rPr>
+        <w:t xml:space="preserve">, </w:t>
+      </w:r>
+      <w:r>
+        <w:rPr>
+          <w:b/>
+          <w:lang w:val="fr_FR" w:bidi="fr_FR"/>
+        </w:rPr>
+        <w:t>ils</w:t>
+      </w:r>
+      <w:r>
+        <w:rPr>
+          <w:lang w:val="fr_FR" w:bidi="fr_FR"/>
+        </w:rPr>
+        <w:t xml:space="preserve">, </w:t>
+      </w:r>
+      <w:r>
+        <w:rPr>
+          <w:b/>
+          <w:lang w:val="fr_FR" w:bidi="fr_FR"/>
+        </w:rPr>
+        <w:t>riches</w:t>
+      </w:r>
+      <w:r>
+        <w:rPr>
+          <w:lang w:val="fr_FR" w:bidi="fr_FR"/>
+        </w:rPr>
+        <w:t xml:space="preserve">, </w:t>
+      </w:r>
+      <w:r>
+        <w:rPr>
+          <w:b/>
+          <w:lang w:val="fr_FR" w:bidi="fr_FR"/>
+        </w:rPr>
+        <w:t>héritiers</w:t>
+      </w:r>
+      <w:r>
+        <w:rPr>
+          <w:lang w:val="fr_FR" w:bidi="fr_FR"/>
+        </w:rPr>
+        <w:t xml:space="preserve"> et </w:t>
+      </w:r>
+      <w:r>
+        <w:rPr>
+          <w:b/>
+          <w:lang w:val="fr_FR" w:bidi="fr_FR"/>
+        </w:rPr>
+        <w:t>ceux</w:t>
+      </w:r>
+      <w:r>
+        <w:rPr>
+          <w:lang w:val="fr_FR" w:bidi="fr_FR"/>
+        </w:rPr>
+        <w:t xml:space="preserve"> ont une forme masculine, mais ils sont utilisés dans un sens générique qui inclut hommes et femmes. Selon ce qui est le plus naturel dans votre langue, choisissez un mot, une expression ou une formulation qui exprime ce sens clairement. Traduction alternative : « frères et sœurs bien-aimés » « les personnes pauvres » - « elles » - « riches » - « héritières » - « ceux et celles ».</w:t>
+      </w:r>
+    </w:p>
+    <w:p>
+      <w:pPr/>
+      <w:r>
+        <w:rPr>
+          <w:lang w:val="fr_FR" w:bidi="fr_FR"/>
+        </w:rPr>
+      </w:r>
+      <w:r>
+        <w:rPr>
+          <w:lang w:val="fr_FR" w:bidi="fr_FR"/>
+        </w:rPr>
+        <w:t xml:space="preserve">Voir : </w:t>
+      </w:r>
+      <w:r>
+        <w:rPr>
+          <w:lang w:val="fr_FR" w:bidi="fr_FR"/>
+        </w:rPr>
+        <w:t>Mots masculins qui incluent les femmes</w:t>
+      </w:r>
+      <w:r>
+        <w:rPr>
+          <w:lang w:val="fr_FR" w:bidi="fr_FR"/>
+        </w:rPr>
+      </w:r>
+      <w:r>
+        <w:rPr>
+          <w:lang w:val="fr_FR" w:bidi="fr_FR"/>
+        </w:rPr>
+      </w:r>
+    </w:p>
+    <w:p>
+      <w:pPr/>
+      <w:r>
+        <w:rPr>
+          <w:lang w:val="fr_FR" w:bidi="fr_FR"/>
+        </w:rPr>
+      </w:r>
+    </w:p>
+    <w:p>
+      <w:pPr>
+        <w:pStyle w:val="Heading2"/>
+      </w:pPr>
+      <w:r>
+        <w:rPr>
+          <w:lang w:val="fr_FR" w:bidi="fr_FR"/>
+        </w:rPr>
         <w:t>Jacques 2.6 (#1)</w:t>
       </w:r>
       <w:r>
@@ -23074,6 +24694,114 @@
         <w:rPr>
           <w:lang w:val="fr_FR" w:bidi="fr_FR"/>
         </w:rPr>
+        <w:t>Jacques 2.6 (#10)</w:t>
+      </w:r>
+      <w:r>
+        <w:rPr>
+          <w:lang w:val="fr_FR" w:bidi="fr_FR"/>
+        </w:rPr>
+      </w:r>
+    </w:p>
+    <w:p>
+      <w:pPr/>
+      <w:r>
+        <w:rPr>
+          <w:lang w:val="fr_FR" w:bidi="fr_FR"/>
+        </w:rPr>
+      </w:r>
+      <w:r>
+        <w:rPr>
+          <w:lang w:val="fr_FR" w:bidi="fr_FR"/>
+        </w:rPr>
+        <w:t>« le pauvre » - « les riches »</w:t>
+      </w:r>
+    </w:p>
+    <w:p>
+      <w:pPr/>
+      <w:r>
+        <w:rPr>
+          <w:lang w:val="fr_FR" w:bidi="fr_FR"/>
+        </w:rPr>
+      </w:r>
+      <w:r>
+        <w:rPr>
+          <w:lang w:val="fr_FR" w:bidi="fr_FR"/>
+        </w:rPr>
+        <w:t xml:space="preserve">Les mots </w:t>
+      </w:r>
+      <w:r>
+        <w:rPr>
+          <w:b/>
+          <w:lang w:val="fr_FR" w:bidi="fr_FR"/>
+        </w:rPr>
+        <w:t>le pauvre</w:t>
+      </w:r>
+      <w:r>
+        <w:rPr>
+          <w:lang w:val="fr_FR" w:bidi="fr_FR"/>
+        </w:rPr>
+        <w:t xml:space="preserve"> et </w:t>
+      </w:r>
+      <w:r>
+        <w:rPr>
+          <w:b/>
+          <w:lang w:val="fr_FR" w:bidi="fr_FR"/>
+        </w:rPr>
+        <w:t>les riches</w:t>
+      </w:r>
+      <w:r>
+        <w:rPr>
+          <w:lang w:val="fr_FR" w:bidi="fr_FR"/>
+        </w:rPr>
+        <w:t xml:space="preserve"> ont une forme masculine, mais ils sont utilisés dans un sens générique qui peut faire référence aux hommes ou aux femmes. Selon ce qui est le plus naturel dans votre langue, choisissez un mot, une expression ou une formulation qui exprime ce sens clairement. Traduction alternative : « la personne pauvre » - « les personnes riches ».</w:t>
+      </w:r>
+    </w:p>
+    <w:p>
+      <w:pPr/>
+      <w:r>
+        <w:rPr>
+          <w:lang w:val="fr_FR" w:bidi="fr_FR"/>
+        </w:rPr>
+      </w:r>
+      <w:r>
+        <w:rPr>
+          <w:lang w:val="fr_FR" w:bidi="fr_FR"/>
+        </w:rPr>
+        <w:t xml:space="preserve">Voir : </w:t>
+      </w:r>
+      <w:r>
+        <w:rPr>
+          <w:lang w:val="fr_FR" w:bidi="fr_FR"/>
+        </w:rPr>
+        <w:t>Mots masculins qui incluent les femmes</w:t>
+      </w:r>
+      <w:r>
+        <w:rPr>
+          <w:lang w:val="fr_FR" w:bidi="fr_FR"/>
+        </w:rPr>
+      </w:r>
+      <w:r>
+        <w:rPr>
+          <w:lang w:val="fr_FR" w:bidi="fr_FR"/>
+        </w:rPr>
+      </w:r>
+    </w:p>
+    <w:p>
+      <w:pPr/>
+      <w:r>
+        <w:rPr>
+          <w:lang w:val="fr_FR" w:bidi="fr_FR"/>
+        </w:rPr>
+      </w:r>
+    </w:p>
+    <w:p>
+      <w:pPr>
+        <w:pStyle w:val="Heading2"/>
+      </w:pPr>
+      <w:r>
+        <w:rPr>
+          <w:lang w:val="fr_FR" w:bidi="fr_FR"/>
+        </w:rPr>
         <w:t>Jacques 2.7 (#1)</w:t>
       </w:r>
       <w:r>
@@ -23616,6 +25344,101 @@
         <w:rPr>
           <w:lang w:val="fr_FR" w:bidi="fr_FR"/>
         </w:rPr>
+        <w:t>Jacques 2.7 (#6)</w:t>
+      </w:r>
+      <w:r>
+        <w:rPr>
+          <w:lang w:val="fr_FR" w:bidi="fr_FR"/>
+        </w:rPr>
+      </w:r>
+    </w:p>
+    <w:p>
+      <w:pPr/>
+      <w:r>
+        <w:rPr>
+          <w:lang w:val="fr_FR" w:bidi="fr_FR"/>
+        </w:rPr>
+      </w:r>
+      <w:r>
+        <w:rPr>
+          <w:lang w:val="fr_FR" w:bidi="fr_FR"/>
+        </w:rPr>
+        <w:t>« eux »</w:t>
+      </w:r>
+    </w:p>
+    <w:p>
+      <w:pPr/>
+      <w:r>
+        <w:rPr>
+          <w:lang w:val="fr_FR" w:bidi="fr_FR"/>
+        </w:rPr>
+      </w:r>
+      <w:r>
+        <w:rPr>
+          <w:lang w:val="fr_FR" w:bidi="fr_FR"/>
+        </w:rPr>
+        <w:t xml:space="preserve">Le mot </w:t>
+      </w:r>
+      <w:r>
+        <w:rPr>
+          <w:b/>
+          <w:lang w:val="fr_FR" w:bidi="fr_FR"/>
+        </w:rPr>
+        <w:t>eux</w:t>
+      </w:r>
+      <w:r>
+        <w:rPr>
+          <w:lang w:val="fr_FR" w:bidi="fr_FR"/>
+        </w:rPr>
+        <w:t xml:space="preserve"> a une forme masculine. Cependant, il est utilisé ici dans un sens générique qui peut faire référence à des hommes ou à des femmes. Selon ce qui est le plus naturel dans votre langue, choisissez un mot, une expression ou une formulation qui exprime ce sens clairement. Traduction alternative : « les personnes qui outragent ».</w:t>
+      </w:r>
+    </w:p>
+    <w:p>
+      <w:pPr/>
+      <w:r>
+        <w:rPr>
+          <w:lang w:val="fr_FR" w:bidi="fr_FR"/>
+        </w:rPr>
+      </w:r>
+      <w:r>
+        <w:rPr>
+          <w:lang w:val="fr_FR" w:bidi="fr_FR"/>
+        </w:rPr>
+        <w:t xml:space="preserve">Voir : </w:t>
+      </w:r>
+      <w:r>
+        <w:rPr>
+          <w:lang w:val="fr_FR" w:bidi="fr_FR"/>
+        </w:rPr>
+        <w:t>Mots masculins qui incluent les femmes</w:t>
+      </w:r>
+      <w:r>
+        <w:rPr>
+          <w:lang w:val="fr_FR" w:bidi="fr_FR"/>
+        </w:rPr>
+      </w:r>
+      <w:r>
+        <w:rPr>
+          <w:lang w:val="fr_FR" w:bidi="fr_FR"/>
+        </w:rPr>
+      </w:r>
+    </w:p>
+    <w:p>
+      <w:pPr/>
+      <w:r>
+        <w:rPr>
+          <w:lang w:val="fr_FR" w:bidi="fr_FR"/>
+        </w:rPr>
+      </w:r>
+    </w:p>
+    <w:p>
+      <w:pPr>
+        <w:pStyle w:val="Heading2"/>
+      </w:pPr>
+      <w:r>
+        <w:rPr>
+          <w:lang w:val="fr_FR" w:bidi="fr_FR"/>
+        </w:rPr>
         <w:t>Jacques 2.8 (#1)</w:t>
       </w:r>
       <w:r>
@@ -24447,6 +26270,101 @@
         <w:rPr>
           <w:lang w:val="fr_FR" w:bidi="fr_FR"/>
         </w:rPr>
+        <w:t>Jacques 2.8 (#8)</w:t>
+      </w:r>
+      <w:r>
+        <w:rPr>
+          <w:lang w:val="fr_FR" w:bidi="fr_FR"/>
+        </w:rPr>
+      </w:r>
+    </w:p>
+    <w:p>
+      <w:pPr/>
+      <w:r>
+        <w:rPr>
+          <w:lang w:val="fr_FR" w:bidi="fr_FR"/>
+        </w:rPr>
+      </w:r>
+      <w:r>
+        <w:rPr>
+          <w:lang w:val="fr_FR" w:bidi="fr_FR"/>
+        </w:rPr>
+        <w:t>« ton prochain »</w:t>
+      </w:r>
+    </w:p>
+    <w:p>
+      <w:pPr/>
+      <w:r>
+        <w:rPr>
+          <w:lang w:val="fr_FR" w:bidi="fr_FR"/>
+        </w:rPr>
+      </w:r>
+      <w:r>
+        <w:rPr>
+          <w:lang w:val="fr_FR" w:bidi="fr_FR"/>
+        </w:rPr>
+        <w:t xml:space="preserve">Le mot </w:t>
+      </w:r>
+      <w:r>
+        <w:rPr>
+          <w:b/>
+          <w:lang w:val="fr_FR" w:bidi="fr_FR"/>
+        </w:rPr>
+        <w:t>prochain</w:t>
+      </w:r>
+      <w:r>
+        <w:rPr>
+          <w:lang w:val="fr_FR" w:bidi="fr_FR"/>
+        </w:rPr>
+        <w:t xml:space="preserve"> a une forme masculine. Cependant, il est utilisé ici dans un sens générique qui peut faire référence à un homme ou une femme. Selon ce qui est le plus naturel dans votre langue, choisissez un mot, une expression ou une formulation qui exprime ce sens clairement. Traduction alternative : « la personne à côté de toi ».</w:t>
+      </w:r>
+    </w:p>
+    <w:p>
+      <w:pPr/>
+      <w:r>
+        <w:rPr>
+          <w:lang w:val="fr_FR" w:bidi="fr_FR"/>
+        </w:rPr>
+      </w:r>
+      <w:r>
+        <w:rPr>
+          <w:lang w:val="fr_FR" w:bidi="fr_FR"/>
+        </w:rPr>
+        <w:t xml:space="preserve">Voir : </w:t>
+      </w:r>
+      <w:r>
+        <w:rPr>
+          <w:lang w:val="fr_FR" w:bidi="fr_FR"/>
+        </w:rPr>
+        <w:t>Mots masculins qui incluent les femmes</w:t>
+      </w:r>
+      <w:r>
+        <w:rPr>
+          <w:lang w:val="fr_FR" w:bidi="fr_FR"/>
+        </w:rPr>
+      </w:r>
+      <w:r>
+        <w:rPr>
+          <w:lang w:val="fr_FR" w:bidi="fr_FR"/>
+        </w:rPr>
+      </w:r>
+    </w:p>
+    <w:p>
+      <w:pPr/>
+      <w:r>
+        <w:rPr>
+          <w:lang w:val="fr_FR" w:bidi="fr_FR"/>
+        </w:rPr>
+      </w:r>
+    </w:p>
+    <w:p>
+      <w:pPr>
+        <w:pStyle w:val="Heading2"/>
+      </w:pPr>
+      <w:r>
+        <w:rPr>
+          <w:lang w:val="fr_FR" w:bidi="fr_FR"/>
+        </w:rPr>
         <w:t>Jacques 2.9 (#1)</w:t>
       </w:r>
       <w:r>
@@ -24760,6 +26678,114 @@
         <w:rPr>
           <w:lang w:val="fr_FR" w:bidi="fr_FR"/>
         </w:rPr>
+        <w:t>Jacques 2.9 (#4)</w:t>
+      </w:r>
+      <w:r>
+        <w:rPr>
+          <w:lang w:val="fr_FR" w:bidi="fr_FR"/>
+        </w:rPr>
+      </w:r>
+    </w:p>
+    <w:p>
+      <w:pPr/>
+      <w:r>
+        <w:rPr>
+          <w:lang w:val="fr_FR" w:bidi="fr_FR"/>
+        </w:rPr>
+      </w:r>
+      <w:r>
+        <w:rPr>
+          <w:lang w:val="fr_FR" w:bidi="fr_FR"/>
+        </w:rPr>
+        <w:t>« condamnés » - « transgresseurs »</w:t>
+      </w:r>
+    </w:p>
+    <w:p>
+      <w:pPr/>
+      <w:r>
+        <w:rPr>
+          <w:lang w:val="fr_FR" w:bidi="fr_FR"/>
+        </w:rPr>
+      </w:r>
+      <w:r>
+        <w:rPr>
+          <w:lang w:val="fr_FR" w:bidi="fr_FR"/>
+        </w:rPr>
+        <w:t xml:space="preserve">Les mots </w:t>
+      </w:r>
+      <w:r>
+        <w:rPr>
+          <w:b/>
+          <w:lang w:val="fr_FR" w:bidi="fr_FR"/>
+        </w:rPr>
+        <w:t>condamnés</w:t>
+      </w:r>
+      <w:r>
+        <w:rPr>
+          <w:lang w:val="fr_FR" w:bidi="fr_FR"/>
+        </w:rPr>
+        <w:t xml:space="preserve"> et </w:t>
+      </w:r>
+      <w:r>
+        <w:rPr>
+          <w:b/>
+          <w:lang w:val="fr_FR" w:bidi="fr_FR"/>
+        </w:rPr>
+        <w:t>transgresseurs</w:t>
+      </w:r>
+      <w:r>
+        <w:rPr>
+          <w:lang w:val="fr_FR" w:bidi="fr_FR"/>
+        </w:rPr>
+        <w:t xml:space="preserve"> ont une forme masculine, mais ils sont utilisés dans un sens générique qui peut faire référence aux hommes ou aux femmes. Selon ce qui est le plus naturel dans votre langue, choisissez un mot, une expression ou une formulation qui exprime ce sens clairement. Traduction alternative : « condamnés et condamnées » - « comme des gens/des personnes qui transgressent ».</w:t>
+      </w:r>
+    </w:p>
+    <w:p>
+      <w:pPr/>
+      <w:r>
+        <w:rPr>
+          <w:lang w:val="fr_FR" w:bidi="fr_FR"/>
+        </w:rPr>
+      </w:r>
+      <w:r>
+        <w:rPr>
+          <w:lang w:val="fr_FR" w:bidi="fr_FR"/>
+        </w:rPr>
+        <w:t xml:space="preserve">Voir : </w:t>
+      </w:r>
+      <w:r>
+        <w:rPr>
+          <w:lang w:val="fr_FR" w:bidi="fr_FR"/>
+        </w:rPr>
+        <w:t>Mots masculins qui incluent les femmes</w:t>
+      </w:r>
+      <w:r>
+        <w:rPr>
+          <w:lang w:val="fr_FR" w:bidi="fr_FR"/>
+        </w:rPr>
+      </w:r>
+      <w:r>
+        <w:rPr>
+          <w:lang w:val="fr_FR" w:bidi="fr_FR"/>
+        </w:rPr>
+      </w:r>
+    </w:p>
+    <w:p>
+      <w:pPr/>
+      <w:r>
+        <w:rPr>
+          <w:lang w:val="fr_FR" w:bidi="fr_FR"/>
+        </w:rPr>
+      </w:r>
+    </w:p>
+    <w:p>
+      <w:pPr>
+        <w:pStyle w:val="Heading2"/>
+      </w:pPr>
+      <w:r>
+        <w:rPr>
+          <w:lang w:val="fr_FR" w:bidi="fr_FR"/>
+        </w:rPr>
         <w:t>Jacques 2.10 (#1)</w:t>
       </w:r>
       <w:r>
@@ -25779,6 +27805,101 @@
         <w:rPr>
           <w:lang w:val="fr_FR" w:bidi="fr_FR"/>
         </w:rPr>
+        <w:t>Jacques 2.11 (#4)</w:t>
+      </w:r>
+      <w:r>
+        <w:rPr>
+          <w:lang w:val="fr_FR" w:bidi="fr_FR"/>
+        </w:rPr>
+      </w:r>
+    </w:p>
+    <w:p>
+      <w:pPr/>
+      <w:r>
+        <w:rPr>
+          <w:lang w:val="fr_FR" w:bidi="fr_FR"/>
+        </w:rPr>
+      </w:r>
+      <w:r>
+        <w:rPr>
+          <w:lang w:val="fr_FR" w:bidi="fr_FR"/>
+        </w:rPr>
+        <w:t>« transgresseur »</w:t>
+      </w:r>
+    </w:p>
+    <w:p>
+      <w:pPr/>
+      <w:r>
+        <w:rPr>
+          <w:lang w:val="fr_FR" w:bidi="fr_FR"/>
+        </w:rPr>
+      </w:r>
+      <w:r>
+        <w:rPr>
+          <w:lang w:val="fr_FR" w:bidi="fr_FR"/>
+        </w:rPr>
+        <w:t xml:space="preserve">Le mot </w:t>
+      </w:r>
+      <w:r>
+        <w:rPr>
+          <w:b/>
+          <w:lang w:val="fr_FR" w:bidi="fr_FR"/>
+        </w:rPr>
+        <w:t>transgresseur</w:t>
+      </w:r>
+      <w:r>
+        <w:rPr>
+          <w:lang w:val="fr_FR" w:bidi="fr_FR"/>
+        </w:rPr>
+        <w:t xml:space="preserve"> a une forme masculine, mais il est utilisé dans un sens générique qui peut faire référence à un homme ou à une femme. Selon ce qui est le plus naturel dans votre langue, choisissez un mot, une expression ou une formulation qui exprime ce sens clairement. Traduction alternative : « quelqu'un qui a transgressé ».</w:t>
+      </w:r>
+    </w:p>
+    <w:p>
+      <w:pPr/>
+      <w:r>
+        <w:rPr>
+          <w:lang w:val="fr_FR" w:bidi="fr_FR"/>
+        </w:rPr>
+      </w:r>
+      <w:r>
+        <w:rPr>
+          <w:lang w:val="fr_FR" w:bidi="fr_FR"/>
+        </w:rPr>
+        <w:t xml:space="preserve">Voir : </w:t>
+      </w:r>
+      <w:r>
+        <w:rPr>
+          <w:lang w:val="fr_FR" w:bidi="fr_FR"/>
+        </w:rPr>
+        <w:t>Mots masculins qui incluent les femmes</w:t>
+      </w:r>
+      <w:r>
+        <w:rPr>
+          <w:lang w:val="fr_FR" w:bidi="fr_FR"/>
+        </w:rPr>
+      </w:r>
+      <w:r>
+        <w:rPr>
+          <w:lang w:val="fr_FR" w:bidi="fr_FR"/>
+        </w:rPr>
+      </w:r>
+    </w:p>
+    <w:p>
+      <w:pPr/>
+      <w:r>
+        <w:rPr>
+          <w:lang w:val="fr_FR" w:bidi="fr_FR"/>
+        </w:rPr>
+      </w:r>
+    </w:p>
+    <w:p>
+      <w:pPr>
+        <w:pStyle w:val="Heading2"/>
+      </w:pPr>
+      <w:r>
+        <w:rPr>
+          <w:lang w:val="fr_FR" w:bidi="fr_FR"/>
+        </w:rPr>
         <w:t>Jacques 2.12 (#1)</w:t>
       </w:r>
       <w:r>
@@ -26462,6 +28583,101 @@
         <w:rPr>
           <w:lang w:val="fr_FR" w:bidi="fr_FR"/>
         </w:rPr>
+        <w:t>Jacques 2.12 (#7)</w:t>
+      </w:r>
+      <w:r>
+        <w:rPr>
+          <w:lang w:val="fr_FR" w:bidi="fr_FR"/>
+        </w:rPr>
+      </w:r>
+    </w:p>
+    <w:p>
+      <w:pPr/>
+      <w:r>
+        <w:rPr>
+          <w:lang w:val="fr_FR" w:bidi="fr_FR"/>
+        </w:rPr>
+      </w:r>
+      <w:r>
+        <w:rPr>
+          <w:lang w:val="fr_FR" w:bidi="fr_FR"/>
+        </w:rPr>
+        <w:t>« jugés »</w:t>
+      </w:r>
+    </w:p>
+    <w:p>
+      <w:pPr/>
+      <w:r>
+        <w:rPr>
+          <w:lang w:val="fr_FR" w:bidi="fr_FR"/>
+        </w:rPr>
+      </w:r>
+      <w:r>
+        <w:rPr>
+          <w:lang w:val="fr_FR" w:bidi="fr_FR"/>
+        </w:rPr>
+        <w:t xml:space="preserve">Le mot </w:t>
+      </w:r>
+      <w:r>
+        <w:rPr>
+          <w:b/>
+          <w:lang w:val="fr_FR" w:bidi="fr_FR"/>
+        </w:rPr>
+        <w:t>jugés</w:t>
+      </w:r>
+      <w:r>
+        <w:rPr>
+          <w:lang w:val="fr_FR" w:bidi="fr_FR"/>
+        </w:rPr>
+        <w:t xml:space="preserve"> a une forme masculine. Cependant, il est utilisé ici dans un sens générique qui inclut hommes et femmes. Selon ce qui est le plus naturel dans votre langue, choisissez un mot, une expression ou une formulation qui exprime ce sens clairement. Traduction alternative : « jugés et jugées » ou « des personnes devant être jugées ».</w:t>
+      </w:r>
+    </w:p>
+    <w:p>
+      <w:pPr/>
+      <w:r>
+        <w:rPr>
+          <w:lang w:val="fr_FR" w:bidi="fr_FR"/>
+        </w:rPr>
+      </w:r>
+      <w:r>
+        <w:rPr>
+          <w:lang w:val="fr_FR" w:bidi="fr_FR"/>
+        </w:rPr>
+        <w:t xml:space="preserve">Voir : </w:t>
+      </w:r>
+      <w:r>
+        <w:rPr>
+          <w:lang w:val="fr_FR" w:bidi="fr_FR"/>
+        </w:rPr>
+        <w:t>Mots masculins qui incluent les femmes</w:t>
+      </w:r>
+      <w:r>
+        <w:rPr>
+          <w:lang w:val="fr_FR" w:bidi="fr_FR"/>
+        </w:rPr>
+      </w:r>
+      <w:r>
+        <w:rPr>
+          <w:lang w:val="fr_FR" w:bidi="fr_FR"/>
+        </w:rPr>
+      </w:r>
+    </w:p>
+    <w:p>
+      <w:pPr/>
+      <w:r>
+        <w:rPr>
+          <w:lang w:val="fr_FR" w:bidi="fr_FR"/>
+        </w:rPr>
+      </w:r>
+    </w:p>
+    <w:p>
+      <w:pPr>
+        <w:pStyle w:val="Heading2"/>
+      </w:pPr>
+      <w:r>
+        <w:rPr>
+          <w:lang w:val="fr_FR" w:bidi="fr_FR"/>
+        </w:rPr>
         <w:t>Jacques 2.13 (#1)</w:t>
       </w:r>
       <w:r>
@@ -28054,6 +30270,140 @@
         <w:rPr>
           <w:lang w:val="fr_FR" w:bidi="fr_FR"/>
         </w:rPr>
+        <w:t>Jacques 2.14 (#10)</w:t>
+      </w:r>
+      <w:r>
+        <w:rPr>
+          <w:lang w:val="fr_FR" w:bidi="fr_FR"/>
+        </w:rPr>
+      </w:r>
+    </w:p>
+    <w:p>
+      <w:pPr/>
+      <w:r>
+        <w:rPr>
+          <w:lang w:val="fr_FR" w:bidi="fr_FR"/>
+        </w:rPr>
+      </w:r>
+      <w:r>
+        <w:rPr>
+          <w:lang w:val="fr_FR" w:bidi="fr_FR"/>
+        </w:rPr>
+        <w:t>« frères » - « il » - « il » - « le »</w:t>
+      </w:r>
+    </w:p>
+    <w:p>
+      <w:pPr/>
+      <w:r>
+        <w:rPr>
+          <w:lang w:val="fr_FR" w:bidi="fr_FR"/>
+        </w:rPr>
+      </w:r>
+      <w:r>
+        <w:rPr>
+          <w:lang w:val="fr_FR" w:bidi="fr_FR"/>
+        </w:rPr>
+        <w:t xml:space="preserve">Les mots </w:t>
+      </w:r>
+      <w:r>
+        <w:rPr>
+          <w:b/>
+          <w:lang w:val="fr_FR" w:bidi="fr_FR"/>
+        </w:rPr>
+        <w:t>frères</w:t>
+      </w:r>
+      <w:r>
+        <w:rPr>
+          <w:lang w:val="fr_FR" w:bidi="fr_FR"/>
+        </w:rPr>
+        <w:t xml:space="preserve">, </w:t>
+      </w:r>
+      <w:r>
+        <w:rPr>
+          <w:b/>
+          <w:lang w:val="fr_FR" w:bidi="fr_FR"/>
+        </w:rPr>
+        <w:t>il</w:t>
+      </w:r>
+      <w:r>
+        <w:rPr>
+          <w:lang w:val="fr_FR" w:bidi="fr_FR"/>
+        </w:rPr>
+        <w:t xml:space="preserve">, </w:t>
+      </w:r>
+      <w:r>
+        <w:rPr>
+          <w:b/>
+          <w:lang w:val="fr_FR" w:bidi="fr_FR"/>
+        </w:rPr>
+        <w:t xml:space="preserve">il </w:t>
+      </w:r>
+      <w:r>
+        <w:rPr>
+          <w:lang w:val="fr_FR" w:bidi="fr_FR"/>
+        </w:rPr>
+        <w:t xml:space="preserve">et </w:t>
+      </w:r>
+      <w:r>
+        <w:rPr>
+          <w:b/>
+          <w:lang w:val="fr_FR" w:bidi="fr_FR"/>
+        </w:rPr>
+        <w:t>le</w:t>
+      </w:r>
+      <w:r>
+        <w:rPr>
+          <w:lang w:val="fr_FR" w:bidi="fr_FR"/>
+        </w:rPr>
+        <w:t xml:space="preserve"> sont au masculin, mais ils sont utilisés dans un sens générique qui peut faire référence à hommes ou femmes. Selon ce qui est le plus naturel dans votre langue, choisissez un mot, une expression ou une formulation qui exprime ce sens clairement. Traduction alternative : « mes frères et sœurs » - « à une personne » - « elle » - « la ».</w:t>
+      </w:r>
+    </w:p>
+    <w:p>
+      <w:pPr/>
+      <w:r>
+        <w:rPr>
+          <w:lang w:val="fr_FR" w:bidi="fr_FR"/>
+        </w:rPr>
+      </w:r>
+      <w:r>
+        <w:rPr>
+          <w:lang w:val="fr_FR" w:bidi="fr_FR"/>
+        </w:rPr>
+        <w:t xml:space="preserve">Voir : </w:t>
+      </w:r>
+      <w:r>
+        <w:rPr>
+          <w:lang w:val="fr_FR" w:bidi="fr_FR"/>
+        </w:rPr>
+        <w:t>Mots masculins qui incluent les femmes</w:t>
+      </w:r>
+      <w:r>
+        <w:rPr>
+          <w:lang w:val="fr_FR" w:bidi="fr_FR"/>
+        </w:rPr>
+      </w:r>
+      <w:r>
+        <w:rPr>
+          <w:lang w:val="fr_FR" w:bidi="fr_FR"/>
+        </w:rPr>
+      </w:r>
+    </w:p>
+    <w:p>
+      <w:pPr/>
+      <w:r>
+        <w:rPr>
+          <w:lang w:val="fr_FR" w:bidi="fr_FR"/>
+        </w:rPr>
+      </w:r>
+    </w:p>
+    <w:p>
+      <w:pPr>
+        <w:pStyle w:val="Heading2"/>
+      </w:pPr>
+      <w:r>
+        <w:rPr>
+          <w:lang w:val="fr_FR" w:bidi="fr_FR"/>
+        </w:rPr>
         <w:t>Jacques 2.15 (#1)</w:t>
       </w:r>
       <w:r>
@@ -29572,6 +31922,101 @@
           <w:lang w:val="fr_FR" w:bidi="fr_FR"/>
         </w:rPr>
         <w:t>Métonymie</w:t>
+      </w:r>
+      <w:r>
+        <w:rPr>
+          <w:lang w:val="fr_FR" w:bidi="fr_FR"/>
+        </w:rPr>
+      </w:r>
+      <w:r>
+        <w:rPr>
+          <w:lang w:val="fr_FR" w:bidi="fr_FR"/>
+        </w:rPr>
+      </w:r>
+    </w:p>
+    <w:p>
+      <w:pPr/>
+      <w:r>
+        <w:rPr>
+          <w:lang w:val="fr_FR" w:bidi="fr_FR"/>
+        </w:rPr>
+      </w:r>
+    </w:p>
+    <w:p>
+      <w:pPr>
+        <w:pStyle w:val="Heading2"/>
+      </w:pPr>
+      <w:r>
+        <w:rPr>
+          <w:lang w:val="fr_FR" w:bidi="fr_FR"/>
+        </w:rPr>
+        <w:t>Jacques 2.16 (#12)</w:t>
+      </w:r>
+      <w:r>
+        <w:rPr>
+          <w:lang w:val="fr_FR" w:bidi="fr_FR"/>
+        </w:rPr>
+      </w:r>
+    </w:p>
+    <w:p>
+      <w:pPr/>
+      <w:r>
+        <w:rPr>
+          <w:lang w:val="fr_FR" w:bidi="fr_FR"/>
+        </w:rPr>
+      </w:r>
+      <w:r>
+        <w:rPr>
+          <w:lang w:val="fr_FR" w:bidi="fr_FR"/>
+        </w:rPr>
+        <w:t>« l'un »</w:t>
+      </w:r>
+    </w:p>
+    <w:p>
+      <w:pPr/>
+      <w:r>
+        <w:rPr>
+          <w:lang w:val="fr_FR" w:bidi="fr_FR"/>
+        </w:rPr>
+      </w:r>
+      <w:r>
+        <w:rPr>
+          <w:lang w:val="fr_FR" w:bidi="fr_FR"/>
+        </w:rPr>
+        <w:t xml:space="preserve">Le mot </w:t>
+      </w:r>
+      <w:r>
+        <w:rPr>
+          <w:b/>
+          <w:lang w:val="fr_FR" w:bidi="fr_FR"/>
+        </w:rPr>
+        <w:t>l'un</w:t>
+      </w:r>
+      <w:r>
+        <w:rPr>
+          <w:lang w:val="fr_FR" w:bidi="fr_FR"/>
+        </w:rPr>
+        <w:t xml:space="preserve"> est utilisé dans un sens générique qui peut faire référence à un homme ou une femme. Choisissez une formulation naturelle dans votre langue pour que le sens soit clair. Traduction alternative : « une personne parmi vous » ou « quelqu'un parmi vous ».</w:t>
+      </w:r>
+    </w:p>
+    <w:p>
+      <w:pPr/>
+      <w:r>
+        <w:rPr>
+          <w:lang w:val="fr_FR" w:bidi="fr_FR"/>
+        </w:rPr>
+      </w:r>
+      <w:r>
+        <w:rPr>
+          <w:lang w:val="fr_FR" w:bidi="fr_FR"/>
+        </w:rPr>
+        <w:t xml:space="preserve">Voir : </w:t>
+      </w:r>
+      <w:r>
+        <w:rPr>
+          <w:lang w:val="fr_FR" w:bidi="fr_FR"/>
+        </w:rPr>
+        <w:t>Mots masculins qui incluent les femmes</w:t>
       </w:r>
       <w:r>
         <w:rPr>
@@ -36445,6 +38890,88 @@
         <w:rPr>
           <w:lang w:val="fr_FR" w:bidi="fr_FR"/>
         </w:rPr>
+        <w:t>Jacques 3.1 (#6)</w:t>
+      </w:r>
+      <w:r>
+        <w:rPr>
+          <w:lang w:val="fr_FR" w:bidi="fr_FR"/>
+        </w:rPr>
+      </w:r>
+    </w:p>
+    <w:p>
+      <w:pPr/>
+      <w:r>
+        <w:rPr>
+          <w:lang w:val="fr_FR" w:bidi="fr_FR"/>
+        </w:rPr>
+      </w:r>
+      <w:r>
+        <w:rPr>
+          <w:lang w:val="fr_FR" w:bidi="fr_FR"/>
+        </w:rPr>
+        <w:t>« frères » - « jugés »</w:t>
+      </w:r>
+    </w:p>
+    <w:p>
+      <w:pPr/>
+      <w:r>
+        <w:rPr>
+          <w:lang w:val="fr_FR" w:bidi="fr_FR"/>
+        </w:rPr>
+      </w:r>
+      <w:r>
+        <w:rPr>
+          <w:lang w:val="fr_FR" w:bidi="fr_FR"/>
+        </w:rPr>
+        <w:t>Ces mots sont au masculin. Ils sont utilisés dans un sens générique qui pourrait inclure des femmes. Traduction alternative : « mes frères et sœurs » - « jugés ».</w:t>
+      </w:r>
+    </w:p>
+    <w:p>
+      <w:pPr/>
+      <w:r>
+        <w:rPr>
+          <w:lang w:val="fr_FR" w:bidi="fr_FR"/>
+        </w:rPr>
+      </w:r>
+      <w:r>
+        <w:rPr>
+          <w:lang w:val="fr_FR" w:bidi="fr_FR"/>
+        </w:rPr>
+        <w:t xml:space="preserve">Voir : </w:t>
+      </w:r>
+      <w:r>
+        <w:rPr>
+          <w:lang w:val="fr_FR" w:bidi="fr_FR"/>
+        </w:rPr>
+        <w:t>Mots masculins qui incluent les femmes</w:t>
+      </w:r>
+      <w:r>
+        <w:rPr>
+          <w:lang w:val="fr_FR" w:bidi="fr_FR"/>
+        </w:rPr>
+      </w:r>
+      <w:r>
+        <w:rPr>
+          <w:lang w:val="fr_FR" w:bidi="fr_FR"/>
+        </w:rPr>
+      </w:r>
+    </w:p>
+    <w:p>
+      <w:pPr/>
+      <w:r>
+        <w:rPr>
+          <w:lang w:val="fr_FR" w:bidi="fr_FR"/>
+        </w:rPr>
+      </w:r>
+    </w:p>
+    <w:p>
+      <w:pPr>
+        <w:pStyle w:val="Heading2"/>
+      </w:pPr>
+      <w:r>
+        <w:rPr>
+          <w:lang w:val="fr_FR" w:bidi="fr_FR"/>
+        </w:rPr>
         <w:t>Jacques 3.2 (#1)</w:t>
       </w:r>
       <w:r>
@@ -37342,6 +39869,101 @@
           <w:lang w:val="fr_FR" w:bidi="fr_FR"/>
         </w:rPr>
         <w:t>Synecdoque</w:t>
+      </w:r>
+      <w:r>
+        <w:rPr>
+          <w:lang w:val="fr_FR" w:bidi="fr_FR"/>
+        </w:rPr>
+      </w:r>
+      <w:r>
+        <w:rPr>
+          <w:lang w:val="fr_FR" w:bidi="fr_FR"/>
+        </w:rPr>
+      </w:r>
+    </w:p>
+    <w:p>
+      <w:pPr/>
+      <w:r>
+        <w:rPr>
+          <w:lang w:val="fr_FR" w:bidi="fr_FR"/>
+        </w:rPr>
+      </w:r>
+    </w:p>
+    <w:p>
+      <w:pPr>
+        <w:pStyle w:val="Heading2"/>
+      </w:pPr>
+      <w:r>
+        <w:rPr>
+          <w:lang w:val="fr_FR" w:bidi="fr_FR"/>
+        </w:rPr>
+        <w:t>Jacques 3.2 (#9)</w:t>
+      </w:r>
+      <w:r>
+        <w:rPr>
+          <w:lang w:val="fr_FR" w:bidi="fr_FR"/>
+        </w:rPr>
+      </w:r>
+    </w:p>
+    <w:p>
+      <w:pPr/>
+      <w:r>
+        <w:rPr>
+          <w:lang w:val="fr_FR" w:bidi="fr_FR"/>
+        </w:rPr>
+      </w:r>
+      <w:r>
+        <w:rPr>
+          <w:lang w:val="fr_FR" w:bidi="fr_FR"/>
+        </w:rPr>
+        <w:t>« homme parfait »</w:t>
+      </w:r>
+    </w:p>
+    <w:p>
+      <w:pPr/>
+      <w:r>
+        <w:rPr>
+          <w:lang w:val="fr_FR" w:bidi="fr_FR"/>
+        </w:rPr>
+      </w:r>
+      <w:r>
+        <w:rPr>
+          <w:lang w:val="fr_FR" w:bidi="fr_FR"/>
+        </w:rPr>
+        <w:t xml:space="preserve">Les mots </w:t>
+      </w:r>
+      <w:r>
+        <w:rPr>
+          <w:b/>
+          <w:lang w:val="fr_FR" w:bidi="fr_FR"/>
+        </w:rPr>
+        <w:t>homme parfait</w:t>
+      </w:r>
+      <w:r>
+        <w:rPr>
+          <w:lang w:val="fr_FR" w:bidi="fr_FR"/>
+        </w:rPr>
+        <w:t xml:space="preserve"> ont une forme masculine, mais ils sont utilisés dans un sens générique qui peut faire référence à un homme ou à une femme. Selon ce qui est le plus naturel dans votre langue, choisissez un mot, une expression ou une formulation qui exprime ce sens clairement. Traduction alternative : « une personne parfaite ».</w:t>
+      </w:r>
+    </w:p>
+    <w:p>
+      <w:pPr/>
+      <w:r>
+        <w:rPr>
+          <w:lang w:val="fr_FR" w:bidi="fr_FR"/>
+        </w:rPr>
+      </w:r>
+      <w:r>
+        <w:rPr>
+          <w:lang w:val="fr_FR" w:bidi="fr_FR"/>
+        </w:rPr>
+        <w:t xml:space="preserve">Voir : </w:t>
+      </w:r>
+      <w:r>
+        <w:rPr>
+          <w:lang w:val="fr_FR" w:bidi="fr_FR"/>
+        </w:rPr>
+        <w:t>Mots masculins qui incluent les femmes</w:t>
       </w:r>
       <w:r>
         <w:rPr>
@@ -44294,6 +46916,101 @@
         <w:rPr>
           <w:lang w:val="fr_FR" w:bidi="fr_FR"/>
         </w:rPr>
+        <w:t>Jacques 3.10 (#6)</w:t>
+      </w:r>
+      <w:r>
+        <w:rPr>
+          <w:lang w:val="fr_FR" w:bidi="fr_FR"/>
+        </w:rPr>
+      </w:r>
+    </w:p>
+    <w:p>
+      <w:pPr/>
+      <w:r>
+        <w:rPr>
+          <w:lang w:val="fr_FR" w:bidi="fr_FR"/>
+        </w:rPr>
+      </w:r>
+      <w:r>
+        <w:rPr>
+          <w:lang w:val="fr_FR" w:bidi="fr_FR"/>
+        </w:rPr>
+        <w:t>« mes frères »</w:t>
+      </w:r>
+    </w:p>
+    <w:p>
+      <w:pPr/>
+      <w:r>
+        <w:rPr>
+          <w:lang w:val="fr_FR" w:bidi="fr_FR"/>
+        </w:rPr>
+      </w:r>
+      <w:r>
+        <w:rPr>
+          <w:lang w:val="fr_FR" w:bidi="fr_FR"/>
+        </w:rPr>
+        <w:t xml:space="preserve">Le mot </w:t>
+      </w:r>
+      <w:r>
+        <w:rPr>
+          <w:b/>
+          <w:lang w:val="fr_FR" w:bidi="fr_FR"/>
+        </w:rPr>
+        <w:t>frères</w:t>
+      </w:r>
+      <w:r>
+        <w:rPr>
+          <w:lang w:val="fr_FR" w:bidi="fr_FR"/>
+        </w:rPr>
+        <w:t xml:space="preserve"> est utilisé dans un sens générique qui peut faire référence à des hommes ou des femmes. Choisissez une formulation naturelle dans votre langue pour que le sens soit clair. Traduction alternative : « mes frères et sœurs ».</w:t>
+      </w:r>
+    </w:p>
+    <w:p>
+      <w:pPr/>
+      <w:r>
+        <w:rPr>
+          <w:lang w:val="fr_FR" w:bidi="fr_FR"/>
+        </w:rPr>
+      </w:r>
+      <w:r>
+        <w:rPr>
+          <w:lang w:val="fr_FR" w:bidi="fr_FR"/>
+        </w:rPr>
+        <w:t xml:space="preserve">Voir : </w:t>
+      </w:r>
+      <w:r>
+        <w:rPr>
+          <w:lang w:val="fr_FR" w:bidi="fr_FR"/>
+        </w:rPr>
+        <w:t>Mots masculins qui incluent les femmes</w:t>
+      </w:r>
+      <w:r>
+        <w:rPr>
+          <w:lang w:val="fr_FR" w:bidi="fr_FR"/>
+        </w:rPr>
+      </w:r>
+      <w:r>
+        <w:rPr>
+          <w:lang w:val="fr_FR" w:bidi="fr_FR"/>
+        </w:rPr>
+      </w:r>
+    </w:p>
+    <w:p>
+      <w:pPr/>
+      <w:r>
+        <w:rPr>
+          <w:lang w:val="fr_FR" w:bidi="fr_FR"/>
+        </w:rPr>
+      </w:r>
+    </w:p>
+    <w:p>
+      <w:pPr>
+        <w:pStyle w:val="Heading2"/>
+      </w:pPr>
+      <w:r>
+        <w:rPr>
+          <w:lang w:val="fr_FR" w:bidi="fr_FR"/>
+        </w:rPr>
         <w:t>Jacques 3.11 (#1)</w:t>
       </w:r>
       <w:r>
@@ -45796,6 +48513,101 @@
         <w:rPr>
           <w:lang w:val="fr_FR" w:bidi="fr_FR"/>
         </w:rPr>
+        <w:t>Jacques 3.12 (#11)</w:t>
+      </w:r>
+      <w:r>
+        <w:rPr>
+          <w:lang w:val="fr_FR" w:bidi="fr_FR"/>
+        </w:rPr>
+      </w:r>
+    </w:p>
+    <w:p>
+      <w:pPr/>
+      <w:r>
+        <w:rPr>
+          <w:lang w:val="fr_FR" w:bidi="fr_FR"/>
+        </w:rPr>
+      </w:r>
+      <w:r>
+        <w:rPr>
+          <w:lang w:val="fr_FR" w:bidi="fr_FR"/>
+        </w:rPr>
+        <w:t>« mes frères »</w:t>
+      </w:r>
+    </w:p>
+    <w:p>
+      <w:pPr/>
+      <w:r>
+        <w:rPr>
+          <w:lang w:val="fr_FR" w:bidi="fr_FR"/>
+        </w:rPr>
+      </w:r>
+      <w:r>
+        <w:rPr>
+          <w:lang w:val="fr_FR" w:bidi="fr_FR"/>
+        </w:rPr>
+        <w:t xml:space="preserve">Le mot </w:t>
+      </w:r>
+      <w:r>
+        <w:rPr>
+          <w:b/>
+          <w:lang w:val="fr_FR" w:bidi="fr_FR"/>
+        </w:rPr>
+        <w:t>frères</w:t>
+      </w:r>
+      <w:r>
+        <w:rPr>
+          <w:lang w:val="fr_FR" w:bidi="fr_FR"/>
+        </w:rPr>
+        <w:t xml:space="preserve"> est utilisé dans un sens générique qui peut faire référence à des hommes ou des femmes. Choisissez une formulation naturelle dans votre langue pour que le sens soit clair. Traduction alternative : « mes frères et sœurs ».</w:t>
+      </w:r>
+    </w:p>
+    <w:p>
+      <w:pPr/>
+      <w:r>
+        <w:rPr>
+          <w:lang w:val="fr_FR" w:bidi="fr_FR"/>
+        </w:rPr>
+      </w:r>
+      <w:r>
+        <w:rPr>
+          <w:lang w:val="fr_FR" w:bidi="fr_FR"/>
+        </w:rPr>
+        <w:t xml:space="preserve">Voir : </w:t>
+      </w:r>
+      <w:r>
+        <w:rPr>
+          <w:lang w:val="fr_FR" w:bidi="fr_FR"/>
+        </w:rPr>
+        <w:t>Mots masculins qui incluent les femmes</w:t>
+      </w:r>
+      <w:r>
+        <w:rPr>
+          <w:lang w:val="fr_FR" w:bidi="fr_FR"/>
+        </w:rPr>
+      </w:r>
+      <w:r>
+        <w:rPr>
+          <w:lang w:val="fr_FR" w:bidi="fr_FR"/>
+        </w:rPr>
+      </w:r>
+    </w:p>
+    <w:p>
+      <w:pPr/>
+      <w:r>
+        <w:rPr>
+          <w:lang w:val="fr_FR" w:bidi="fr_FR"/>
+        </w:rPr>
+      </w:r>
+    </w:p>
+    <w:p>
+      <w:pPr>
+        <w:pStyle w:val="Heading2"/>
+      </w:pPr>
+      <w:r>
+        <w:rPr>
+          <w:lang w:val="fr_FR" w:bidi="fr_FR"/>
+        </w:rPr>
         <w:t>Jacques 3.13 (#1)</w:t>
       </w:r>
       <w:r>
@@ -46388,6 +49200,101 @@
         <w:rPr>
           <w:lang w:val="fr_FR" w:bidi="fr_FR"/>
         </w:rPr>
+        <w:t>Jacques 3.13 (#5)</w:t>
+      </w:r>
+      <w:r>
+        <w:rPr>
+          <w:lang w:val="fr_FR" w:bidi="fr_FR"/>
+        </w:rPr>
+      </w:r>
+    </w:p>
+    <w:p>
+      <w:pPr/>
+      <w:r>
+        <w:rPr>
+          <w:lang w:val="fr_FR" w:bidi="fr_FR"/>
+        </w:rPr>
+      </w:r>
+      <w:r>
+        <w:rPr>
+          <w:lang w:val="fr_FR" w:bidi="fr_FR"/>
+        </w:rPr>
+        <w:t>« lequel » - « il »</w:t>
+      </w:r>
+    </w:p>
+    <w:p>
+      <w:pPr/>
+      <w:r>
+        <w:rPr>
+          <w:lang w:val="fr_FR" w:bidi="fr_FR"/>
+        </w:rPr>
+      </w:r>
+      <w:r>
+        <w:rPr>
+          <w:lang w:val="fr_FR" w:bidi="fr_FR"/>
+        </w:rPr>
+        <w:t xml:space="preserve">Les mots </w:t>
+      </w:r>
+      <w:r>
+        <w:rPr>
+          <w:b/>
+          <w:lang w:val="fr_FR" w:bidi="fr_FR"/>
+        </w:rPr>
+        <w:t>lequel</w:t>
+      </w:r>
+      <w:r>
+        <w:rPr>
+          <w:lang w:val="fr_FR" w:bidi="fr_FR"/>
+        </w:rPr>
+        <w:t xml:space="preserve"> et il ont une forme masculine, mais ils sont utilisés dans un sens générique qui peut faire reférence à un homme ou à une femme. Selon ce qui est le plus naturel dans votre langue, choisissez un mot, une expression ou une formulation qui exprime ce sens clairement. Traduction alternative : « Qui d'entre vous est sage et intelligent » - « que cette personne ».</w:t>
+      </w:r>
+    </w:p>
+    <w:p>
+      <w:pPr/>
+      <w:r>
+        <w:rPr>
+          <w:lang w:val="fr_FR" w:bidi="fr_FR"/>
+        </w:rPr>
+      </w:r>
+      <w:r>
+        <w:rPr>
+          <w:lang w:val="fr_FR" w:bidi="fr_FR"/>
+        </w:rPr>
+        <w:t xml:space="preserve">Voir : </w:t>
+      </w:r>
+      <w:r>
+        <w:rPr>
+          <w:lang w:val="fr_FR" w:bidi="fr_FR"/>
+        </w:rPr>
+        <w:t>Mots masculins qui incluent les femmes</w:t>
+      </w:r>
+      <w:r>
+        <w:rPr>
+          <w:lang w:val="fr_FR" w:bidi="fr_FR"/>
+        </w:rPr>
+      </w:r>
+      <w:r>
+        <w:rPr>
+          <w:lang w:val="fr_FR" w:bidi="fr_FR"/>
+        </w:rPr>
+      </w:r>
+    </w:p>
+    <w:p>
+      <w:pPr/>
+      <w:r>
+        <w:rPr>
+          <w:lang w:val="fr_FR" w:bidi="fr_FR"/>
+        </w:rPr>
+      </w:r>
+    </w:p>
+    <w:p>
+      <w:pPr>
+        <w:pStyle w:val="Heading2"/>
+      </w:pPr>
+      <w:r>
+        <w:rPr>
+          <w:lang w:val="fr_FR" w:bidi="fr_FR"/>
+        </w:rPr>
         <w:t>Jacques 3.14 (#1)</w:t>
       </w:r>
       <w:r>
@@ -48918,6 +51825,101 @@
           <w:lang w:val="fr_FR" w:bidi="fr_FR"/>
         </w:rPr>
         <w:t>Actif ou passif</w:t>
+      </w:r>
+      <w:r>
+        <w:rPr>
+          <w:lang w:val="fr_FR" w:bidi="fr_FR"/>
+        </w:rPr>
+      </w:r>
+      <w:r>
+        <w:rPr>
+          <w:lang w:val="fr_FR" w:bidi="fr_FR"/>
+        </w:rPr>
+      </w:r>
+    </w:p>
+    <w:p>
+      <w:pPr/>
+      <w:r>
+        <w:rPr>
+          <w:lang w:val="fr_FR" w:bidi="fr_FR"/>
+        </w:rPr>
+      </w:r>
+    </w:p>
+    <w:p>
+      <w:pPr>
+        <w:pStyle w:val="Heading2"/>
+      </w:pPr>
+      <w:r>
+        <w:rPr>
+          <w:lang w:val="fr_FR" w:bidi="fr_FR"/>
+        </w:rPr>
+        <w:t>Jacques 3.18 (#4)</w:t>
+      </w:r>
+      <w:r>
+        <w:rPr>
+          <w:lang w:val="fr_FR" w:bidi="fr_FR"/>
+        </w:rPr>
+      </w:r>
+    </w:p>
+    <w:p>
+      <w:pPr/>
+      <w:r>
+        <w:rPr>
+          <w:lang w:val="fr_FR" w:bidi="fr_FR"/>
+        </w:rPr>
+      </w:r>
+      <w:r>
+        <w:rPr>
+          <w:lang w:val="fr_FR" w:bidi="fr_FR"/>
+        </w:rPr>
+        <w:t>« ceux »</w:t>
+      </w:r>
+    </w:p>
+    <w:p>
+      <w:pPr/>
+      <w:r>
+        <w:rPr>
+          <w:lang w:val="fr_FR" w:bidi="fr_FR"/>
+        </w:rPr>
+      </w:r>
+      <w:r>
+        <w:rPr>
+          <w:lang w:val="fr_FR" w:bidi="fr_FR"/>
+        </w:rPr>
+        <w:t xml:space="preserve">Le mot </w:t>
+      </w:r>
+      <w:r>
+        <w:rPr>
+          <w:b/>
+          <w:lang w:val="fr_FR" w:bidi="fr_FR"/>
+        </w:rPr>
+        <w:t>ceux</w:t>
+      </w:r>
+      <w:r>
+        <w:rPr>
+          <w:lang w:val="fr_FR" w:bidi="fr_FR"/>
+        </w:rPr>
+        <w:t xml:space="preserve"> a une forme masculine. Cependant, il est utilisé ici dans un sens générique qui inclut hommes et femmes. Selon ce qui est le plus naturel dans votre langue, choisissez un mot, une expression ou une formulation qui exprime ce sens clairement. Traduction alternative : « ceux et celles » ou « les personnes ».</w:t>
+      </w:r>
+    </w:p>
+    <w:p>
+      <w:pPr/>
+      <w:r>
+        <w:rPr>
+          <w:lang w:val="fr_FR" w:bidi="fr_FR"/>
+        </w:rPr>
+      </w:r>
+      <w:r>
+        <w:rPr>
+          <w:lang w:val="fr_FR" w:bidi="fr_FR"/>
+        </w:rPr>
+        <w:t xml:space="preserve">Voir : </w:t>
+      </w:r>
+      <w:r>
+        <w:rPr>
+          <w:lang w:val="fr_FR" w:bidi="fr_FR"/>
+        </w:rPr>
+        <w:t>Mots masculins qui incluent les femmes</w:t>
       </w:r>
       <w:r>
         <w:rPr>
@@ -50708,6 +53710,101 @@
         <w:rPr>
           <w:lang w:val="fr_FR" w:bidi="fr_FR"/>
         </w:rPr>
+        <w:t>Jacques 4.2 (#9)</w:t>
+      </w:r>
+      <w:r>
+        <w:rPr>
+          <w:lang w:val="fr_FR" w:bidi="fr_FR"/>
+        </w:rPr>
+      </w:r>
+    </w:p>
+    <w:p>
+      <w:pPr/>
+      <w:r>
+        <w:rPr>
+          <w:lang w:val="fr_FR" w:bidi="fr_FR"/>
+        </w:rPr>
+      </w:r>
+      <w:r>
+        <w:rPr>
+          <w:lang w:val="fr_FR" w:bidi="fr_FR"/>
+        </w:rPr>
+        <w:t>« meutriers et envieux »</w:t>
+      </w:r>
+    </w:p>
+    <w:p>
+      <w:pPr/>
+      <w:r>
+        <w:rPr>
+          <w:lang w:val="fr_FR" w:bidi="fr_FR"/>
+        </w:rPr>
+      </w:r>
+      <w:r>
+        <w:rPr>
+          <w:lang w:val="fr_FR" w:bidi="fr_FR"/>
+        </w:rPr>
+        <w:t xml:space="preserve">Les mots </w:t>
+      </w:r>
+      <w:r>
+        <w:rPr>
+          <w:b/>
+          <w:lang w:val="fr_FR" w:bidi="fr_FR"/>
+        </w:rPr>
+        <w:t>meutriers et envieux</w:t>
+      </w:r>
+      <w:r>
+        <w:rPr>
+          <w:lang w:val="fr_FR" w:bidi="fr_FR"/>
+        </w:rPr>
+        <w:t xml:space="preserve"> ont une forme masculine, mais ils sont utilisés dans un sens générique qui inclut hommes et femmes. Selon ce qui est le plus naturel dans votre langue, choisissez un mot, une expression ou une formulation qui exprime ce sens clairement. Traduction alternative : « vous êtes des gens meutriers et envieux ».</w:t>
+      </w:r>
+    </w:p>
+    <w:p>
+      <w:pPr/>
+      <w:r>
+        <w:rPr>
+          <w:lang w:val="fr_FR" w:bidi="fr_FR"/>
+        </w:rPr>
+      </w:r>
+      <w:r>
+        <w:rPr>
+          <w:lang w:val="fr_FR" w:bidi="fr_FR"/>
+        </w:rPr>
+        <w:t xml:space="preserve">Voir : </w:t>
+      </w:r>
+      <w:r>
+        <w:rPr>
+          <w:lang w:val="fr_FR" w:bidi="fr_FR"/>
+        </w:rPr>
+        <w:t>Mots masculins qui incluent les femmes</w:t>
+      </w:r>
+      <w:r>
+        <w:rPr>
+          <w:lang w:val="fr_FR" w:bidi="fr_FR"/>
+        </w:rPr>
+      </w:r>
+      <w:r>
+        <w:rPr>
+          <w:lang w:val="fr_FR" w:bidi="fr_FR"/>
+        </w:rPr>
+      </w:r>
+    </w:p>
+    <w:p>
+      <w:pPr/>
+      <w:r>
+        <w:rPr>
+          <w:lang w:val="fr_FR" w:bidi="fr_FR"/>
+        </w:rPr>
+      </w:r>
+    </w:p>
+    <w:p>
+      <w:pPr>
+        <w:pStyle w:val="Heading2"/>
+      </w:pPr>
+      <w:r>
+        <w:rPr>
+          <w:lang w:val="fr_FR" w:bidi="fr_FR"/>
+        </w:rPr>
         <w:t>Jacques 4.3 (#1)</w:t>
       </w:r>
       <w:r>
@@ -52445,6 +55542,127 @@
           <w:lang w:val="fr_FR" w:bidi="fr_FR"/>
         </w:rPr>
         <w:t>Personnification</w:t>
+      </w:r>
+      <w:r>
+        <w:rPr>
+          <w:lang w:val="fr_FR" w:bidi="fr_FR"/>
+        </w:rPr>
+      </w:r>
+      <w:r>
+        <w:rPr>
+          <w:lang w:val="fr_FR" w:bidi="fr_FR"/>
+        </w:rPr>
+      </w:r>
+    </w:p>
+    <w:p>
+      <w:pPr/>
+      <w:r>
+        <w:rPr>
+          <w:lang w:val="fr_FR" w:bidi="fr_FR"/>
+        </w:rPr>
+      </w:r>
+    </w:p>
+    <w:p>
+      <w:pPr>
+        <w:pStyle w:val="Heading2"/>
+      </w:pPr>
+      <w:r>
+        <w:rPr>
+          <w:lang w:val="fr_FR" w:bidi="fr_FR"/>
+        </w:rPr>
+        <w:t>Jacques 4.4 (#12)</w:t>
+      </w:r>
+      <w:r>
+        <w:rPr>
+          <w:lang w:val="fr_FR" w:bidi="fr_FR"/>
+        </w:rPr>
+      </w:r>
+    </w:p>
+    <w:p>
+      <w:pPr/>
+      <w:r>
+        <w:rPr>
+          <w:lang w:val="fr_FR" w:bidi="fr_FR"/>
+        </w:rPr>
+      </w:r>
+      <w:r>
+        <w:rPr>
+          <w:lang w:val="fr_FR" w:bidi="fr_FR"/>
+        </w:rPr>
+        <w:t>« celui » - « ami » - « ennemi »</w:t>
+      </w:r>
+    </w:p>
+    <w:p>
+      <w:pPr/>
+      <w:r>
+        <w:rPr>
+          <w:lang w:val="fr_FR" w:bidi="fr_FR"/>
+        </w:rPr>
+      </w:r>
+      <w:r>
+        <w:rPr>
+          <w:lang w:val="fr_FR" w:bidi="fr_FR"/>
+        </w:rPr>
+        <w:t xml:space="preserve">Les mots </w:t>
+      </w:r>
+      <w:r>
+        <w:rPr>
+          <w:b/>
+          <w:lang w:val="fr_FR" w:bidi="fr_FR"/>
+        </w:rPr>
+        <w:t>celui</w:t>
+      </w:r>
+      <w:r>
+        <w:rPr>
+          <w:lang w:val="fr_FR" w:bidi="fr_FR"/>
+        </w:rPr>
+        <w:t xml:space="preserve">, </w:t>
+      </w:r>
+      <w:r>
+        <w:rPr>
+          <w:b/>
+          <w:lang w:val="fr_FR" w:bidi="fr_FR"/>
+        </w:rPr>
+        <w:t>ami</w:t>
+      </w:r>
+      <w:r>
+        <w:rPr>
+          <w:lang w:val="fr_FR" w:bidi="fr_FR"/>
+        </w:rPr>
+        <w:t xml:space="preserve"> et </w:t>
+      </w:r>
+      <w:r>
+        <w:rPr>
+          <w:b/>
+          <w:lang w:val="fr_FR" w:bidi="fr_FR"/>
+        </w:rPr>
+        <w:t>ennemi</w:t>
+      </w:r>
+      <w:r>
+        <w:rPr>
+          <w:lang w:val="fr_FR" w:bidi="fr_FR"/>
+        </w:rPr>
+        <w:t xml:space="preserve"> ont une forme masculine, mais ils sont utilisés dans un sens générique qui peut faire référence à un homme ou une femme. Selon ce qui est le plus naturel dans votre langue, choisissez un mot, une expression ou une formulation qui exprime ce sens clairement. Traduction alternative : « La personne donc qui veut être amie du monde se rend ennemie de Dieu ».</w:t>
+      </w:r>
+    </w:p>
+    <w:p>
+      <w:pPr/>
+      <w:r>
+        <w:rPr>
+          <w:lang w:val="fr_FR" w:bidi="fr_FR"/>
+        </w:rPr>
+      </w:r>
+      <w:r>
+        <w:rPr>
+          <w:lang w:val="fr_FR" w:bidi="fr_FR"/>
+        </w:rPr>
+        <w:t xml:space="preserve">Voir : </w:t>
+      </w:r>
+      <w:r>
+        <w:rPr>
+          <w:lang w:val="fr_FR" w:bidi="fr_FR"/>
+        </w:rPr>
+        <w:t>Mots masculins qui incluent les femmes</w:t>
       </w:r>
       <w:r>
         <w:rPr>
@@ -53938,6 +57156,114 @@
         <w:rPr>
           <w:lang w:val="fr_FR" w:bidi="fr_FR"/>
         </w:rPr>
+        <w:t>Jacques 4.6 (#7)</w:t>
+      </w:r>
+      <w:r>
+        <w:rPr>
+          <w:lang w:val="fr_FR" w:bidi="fr_FR"/>
+        </w:rPr>
+      </w:r>
+    </w:p>
+    <w:p>
+      <w:pPr/>
+      <w:r>
+        <w:rPr>
+          <w:lang w:val="fr_FR" w:bidi="fr_FR"/>
+        </w:rPr>
+      </w:r>
+      <w:r>
+        <w:rPr>
+          <w:lang w:val="fr_FR" w:bidi="fr_FR"/>
+        </w:rPr>
+        <w:t>« orgueilleux » - « humbles »</w:t>
+      </w:r>
+    </w:p>
+    <w:p>
+      <w:pPr/>
+      <w:r>
+        <w:rPr>
+          <w:lang w:val="fr_FR" w:bidi="fr_FR"/>
+        </w:rPr>
+      </w:r>
+      <w:r>
+        <w:rPr>
+          <w:lang w:val="fr_FR" w:bidi="fr_FR"/>
+        </w:rPr>
+        <w:t xml:space="preserve">Les mots </w:t>
+      </w:r>
+      <w:r>
+        <w:rPr>
+          <w:b/>
+          <w:lang w:val="fr_FR" w:bidi="fr_FR"/>
+        </w:rPr>
+        <w:t>orgueilleux</w:t>
+      </w:r>
+      <w:r>
+        <w:rPr>
+          <w:lang w:val="fr_FR" w:bidi="fr_FR"/>
+        </w:rPr>
+        <w:t xml:space="preserve"> et </w:t>
+      </w:r>
+      <w:r>
+        <w:rPr>
+          <w:b/>
+          <w:lang w:val="fr_FR" w:bidi="fr_FR"/>
+        </w:rPr>
+        <w:t>humbles</w:t>
+      </w:r>
+      <w:r>
+        <w:rPr>
+          <w:lang w:val="fr_FR" w:bidi="fr_FR"/>
+        </w:rPr>
+        <w:t xml:space="preserve"> ont une forme masculine, mais ils sont utilisés dans un sens générique qui inclut hommes et femmes. Selon ce qui est le plus naturel dans votre langue, choisissez un mot, une expression ou une formulation qui exprime ce sens clairement. Traduction alternative : « aux personnes orgueilleuses » - « aux personnes humbles ».</w:t>
+      </w:r>
+    </w:p>
+    <w:p>
+      <w:pPr/>
+      <w:r>
+        <w:rPr>
+          <w:lang w:val="fr_FR" w:bidi="fr_FR"/>
+        </w:rPr>
+      </w:r>
+      <w:r>
+        <w:rPr>
+          <w:lang w:val="fr_FR" w:bidi="fr_FR"/>
+        </w:rPr>
+        <w:t xml:space="preserve">Voir : </w:t>
+      </w:r>
+      <w:r>
+        <w:rPr>
+          <w:lang w:val="fr_FR" w:bidi="fr_FR"/>
+        </w:rPr>
+        <w:t>Mots masculins qui incluent les femmes</w:t>
+      </w:r>
+      <w:r>
+        <w:rPr>
+          <w:lang w:val="fr_FR" w:bidi="fr_FR"/>
+        </w:rPr>
+      </w:r>
+      <w:r>
+        <w:rPr>
+          <w:lang w:val="fr_FR" w:bidi="fr_FR"/>
+        </w:rPr>
+      </w:r>
+    </w:p>
+    <w:p>
+      <w:pPr/>
+      <w:r>
+        <w:rPr>
+          <w:lang w:val="fr_FR" w:bidi="fr_FR"/>
+        </w:rPr>
+      </w:r>
+    </w:p>
+    <w:p>
+      <w:pPr>
+        <w:pStyle w:val="Heading2"/>
+      </w:pPr>
+      <w:r>
+        <w:rPr>
+          <w:lang w:val="fr_FR" w:bidi="fr_FR"/>
+        </w:rPr>
         <w:t>Jacques 4.7 (#1)</w:t>
       </w:r>
       <w:r>
@@ -55464,6 +58790,127 @@
           <w:lang w:val="fr_FR" w:bidi="fr_FR"/>
         </w:rPr>
         <w:t>Traduction alternative : « vous, hommes irrésolus ! ».</w:t>
+      </w:r>
+      <w:r>
+        <w:rPr>
+          <w:lang w:val="fr_FR" w:bidi="fr_FR"/>
+        </w:rPr>
+      </w:r>
+      <w:r>
+        <w:rPr>
+          <w:lang w:val="fr_FR" w:bidi="fr_FR"/>
+        </w:rPr>
+      </w:r>
+    </w:p>
+    <w:p>
+      <w:pPr/>
+      <w:r>
+        <w:rPr>
+          <w:lang w:val="fr_FR" w:bidi="fr_FR"/>
+        </w:rPr>
+      </w:r>
+    </w:p>
+    <w:p>
+      <w:pPr>
+        <w:pStyle w:val="Heading2"/>
+      </w:pPr>
+      <w:r>
+        <w:rPr>
+          <w:lang w:val="fr_FR" w:bidi="fr_FR"/>
+        </w:rPr>
+        <w:t>Jacques 4.8 (#11)</w:t>
+      </w:r>
+      <w:r>
+        <w:rPr>
+          <w:lang w:val="fr_FR" w:bidi="fr_FR"/>
+        </w:rPr>
+      </w:r>
+    </w:p>
+    <w:p>
+      <w:pPr/>
+      <w:r>
+        <w:rPr>
+          <w:lang w:val="fr_FR" w:bidi="fr_FR"/>
+        </w:rPr>
+      </w:r>
+      <w:r>
+        <w:rPr>
+          <w:lang w:val="fr_FR" w:bidi="fr_FR"/>
+        </w:rPr>
+        <w:t>« pécheurs » - « hommes irrésolus »</w:t>
+      </w:r>
+    </w:p>
+    <w:p>
+      <w:pPr/>
+      <w:r>
+        <w:rPr>
+          <w:lang w:val="fr_FR" w:bidi="fr_FR"/>
+        </w:rPr>
+      </w:r>
+      <w:r>
+        <w:rPr>
+          <w:lang w:val="fr_FR" w:bidi="fr_FR"/>
+        </w:rPr>
+        <w:t xml:space="preserve">Les mots </w:t>
+      </w:r>
+      <w:r>
+        <w:rPr>
+          <w:b/>
+          <w:lang w:val="fr_FR" w:bidi="fr_FR"/>
+        </w:rPr>
+        <w:t>pécheurs</w:t>
+      </w:r>
+      <w:r>
+        <w:rPr>
+          <w:lang w:val="fr_FR" w:bidi="fr_FR"/>
+        </w:rPr>
+        <w:t xml:space="preserve"> et </w:t>
+      </w:r>
+      <w:r>
+        <w:rPr>
+          <w:b/>
+          <w:lang w:val="fr_FR" w:bidi="fr_FR"/>
+        </w:rPr>
+        <w:t>hommes</w:t>
+      </w:r>
+      <w:r>
+        <w:rPr>
+          <w:lang w:val="fr_FR" w:bidi="fr_FR"/>
+        </w:rPr>
+        <w:t xml:space="preserve"> </w:t>
+      </w:r>
+      <w:r>
+        <w:rPr>
+          <w:b/>
+          <w:lang w:val="fr_FR" w:bidi="fr_FR"/>
+        </w:rPr>
+        <w:t>irrésolus</w:t>
+      </w:r>
+      <w:r>
+        <w:rPr>
+          <w:lang w:val="fr_FR" w:bidi="fr_FR"/>
+        </w:rPr>
+        <w:t xml:space="preserve"> ont une forme masculine, mais ils sont utilisés dans un sens générique qui inclut hommes et femmes. Selon ce qui est le plus naturel dans votre langue, choisissez un mot, une expression ou une formulation qui exprime ce sens clairement. Traduction alternative : « gens qui péchez » - « personnes qui êtes irrésolues ».</w:t>
+      </w:r>
+    </w:p>
+    <w:p>
+      <w:pPr/>
+      <w:r>
+        <w:rPr>
+          <w:lang w:val="fr_FR" w:bidi="fr_FR"/>
+        </w:rPr>
+      </w:r>
+      <w:r>
+        <w:rPr>
+          <w:lang w:val="fr_FR" w:bidi="fr_FR"/>
+        </w:rPr>
+        <w:t xml:space="preserve">Voir : </w:t>
+      </w:r>
+      <w:r>
+        <w:rPr>
+          <w:lang w:val="fr_FR" w:bidi="fr_FR"/>
+        </w:rPr>
+        <w:t>Mots masculins qui incluent les femmes</w:t>
       </w:r>
       <w:r>
         <w:rPr>
@@ -57578,6 +61025,179 @@
         <w:rPr>
           <w:lang w:val="fr_FR" w:bidi="fr_FR"/>
         </w:rPr>
+        <w:t>Jacques 4.11 (#7)</w:t>
+      </w:r>
+      <w:r>
+        <w:rPr>
+          <w:lang w:val="fr_FR" w:bidi="fr_FR"/>
+        </w:rPr>
+      </w:r>
+    </w:p>
+    <w:p>
+      <w:pPr/>
+      <w:r>
+        <w:rPr>
+          <w:lang w:val="fr_FR" w:bidi="fr_FR"/>
+        </w:rPr>
+      </w:r>
+      <w:r>
+        <w:rPr>
+          <w:lang w:val="fr_FR" w:bidi="fr_FR"/>
+        </w:rPr>
+        <w:t>« les uns des autres » - « frères » - « celui » - « frère » - « frère » - « observateur » - « juge »</w:t>
+      </w:r>
+    </w:p>
+    <w:p>
+      <w:pPr/>
+      <w:r>
+        <w:rPr>
+          <w:lang w:val="fr_FR" w:bidi="fr_FR"/>
+        </w:rPr>
+      </w:r>
+      <w:r>
+        <w:rPr>
+          <w:lang w:val="fr_FR" w:bidi="fr_FR"/>
+        </w:rPr>
+        <w:t xml:space="preserve">Les mots </w:t>
+      </w:r>
+      <w:r>
+        <w:rPr>
+          <w:b/>
+          <w:lang w:val="fr_FR" w:bidi="fr_FR"/>
+        </w:rPr>
+        <w:t>les uns des autres</w:t>
+      </w:r>
+      <w:r>
+        <w:rPr>
+          <w:lang w:val="fr_FR" w:bidi="fr_FR"/>
+        </w:rPr>
+        <w:t xml:space="preserve">, </w:t>
+      </w:r>
+      <w:r>
+        <w:rPr>
+          <w:b/>
+          <w:lang w:val="fr_FR" w:bidi="fr_FR"/>
+        </w:rPr>
+        <w:t>frères</w:t>
+      </w:r>
+      <w:r>
+        <w:rPr>
+          <w:lang w:val="fr_FR" w:bidi="fr_FR"/>
+        </w:rPr>
+        <w:t xml:space="preserve">, </w:t>
+      </w:r>
+      <w:r>
+        <w:rPr>
+          <w:b/>
+          <w:lang w:val="fr_FR" w:bidi="fr_FR"/>
+        </w:rPr>
+        <w:t>celui</w:t>
+      </w:r>
+      <w:r>
+        <w:rPr>
+          <w:lang w:val="fr_FR" w:bidi="fr_FR"/>
+        </w:rPr>
+        <w:t xml:space="preserve">, </w:t>
+      </w:r>
+      <w:r>
+        <w:rPr>
+          <w:b/>
+          <w:lang w:val="fr_FR" w:bidi="fr_FR"/>
+        </w:rPr>
+        <w:t>frère</w:t>
+      </w:r>
+      <w:r>
+        <w:rPr>
+          <w:lang w:val="fr_FR" w:bidi="fr_FR"/>
+        </w:rPr>
+        <w:t xml:space="preserve">, </w:t>
+      </w:r>
+      <w:r>
+        <w:rPr>
+          <w:b/>
+          <w:lang w:val="fr_FR" w:bidi="fr_FR"/>
+        </w:rPr>
+        <w:t>frère</w:t>
+      </w:r>
+      <w:r>
+        <w:rPr>
+          <w:lang w:val="fr_FR" w:bidi="fr_FR"/>
+        </w:rPr>
+        <w:t xml:space="preserve">, </w:t>
+      </w:r>
+      <w:r>
+        <w:rPr>
+          <w:b/>
+          <w:lang w:val="fr_FR" w:bidi="fr_FR"/>
+        </w:rPr>
+        <w:t>observateur</w:t>
+      </w:r>
+      <w:r>
+        <w:rPr>
+          <w:lang w:val="fr_FR" w:bidi="fr_FR"/>
+        </w:rPr>
+        <w:t xml:space="preserve"> et </w:t>
+      </w:r>
+      <w:r>
+        <w:rPr>
+          <w:b/>
+          <w:lang w:val="fr_FR" w:bidi="fr_FR"/>
+        </w:rPr>
+        <w:t>juge</w:t>
+      </w:r>
+      <w:r>
+        <w:rPr>
+          <w:lang w:val="fr_FR" w:bidi="fr_FR"/>
+        </w:rPr>
+        <w:t xml:space="preserve"> ont une forme masculine, mais ils sont utilisés dans un sens générique peut faire référence à des hommes ou à des femmes. Selon ce qui est le plus naturel dans votre langue, choisissez un mot, une expression ou une formulation qui exprime ce sens clairement. Traduction alternative : « les uns des autres, frères et sœurs » - « Celui ou celle qui parle mal d'un frère ou d'une sœur, ou qui juge son frère ou sa sœur, parle mal de la loi et juge la loi » - « tu n'es pas observateur ou observatrice » - « juge ».</w:t>
+      </w:r>
+    </w:p>
+    <w:p>
+      <w:pPr/>
+      <w:r>
+        <w:rPr>
+          <w:lang w:val="fr_FR" w:bidi="fr_FR"/>
+        </w:rPr>
+      </w:r>
+      <w:r>
+        <w:rPr>
+          <w:lang w:val="fr_FR" w:bidi="fr_FR"/>
+        </w:rPr>
+        <w:t xml:space="preserve">Voir : </w:t>
+      </w:r>
+      <w:r>
+        <w:rPr>
+          <w:lang w:val="fr_FR" w:bidi="fr_FR"/>
+        </w:rPr>
+        <w:t>Mots masculins qui incluent les femmes</w:t>
+      </w:r>
+      <w:r>
+        <w:rPr>
+          <w:lang w:val="fr_FR" w:bidi="fr_FR"/>
+        </w:rPr>
+      </w:r>
+      <w:r>
+        <w:rPr>
+          <w:lang w:val="fr_FR" w:bidi="fr_FR"/>
+        </w:rPr>
+      </w:r>
+    </w:p>
+    <w:p>
+      <w:pPr/>
+      <w:r>
+        <w:rPr>
+          <w:lang w:val="fr_FR" w:bidi="fr_FR"/>
+        </w:rPr>
+      </w:r>
+    </w:p>
+    <w:p>
+      <w:pPr>
+        <w:pStyle w:val="Heading2"/>
+      </w:pPr>
+      <w:r>
+        <w:rPr>
+          <w:lang w:val="fr_FR" w:bidi="fr_FR"/>
+        </w:rPr>
         <w:t>Jacques 4.12 (#1)</w:t>
       </w:r>
       <w:r>
@@ -58258,6 +61878,101 @@
         <w:rPr>
           <w:lang w:val="fr_FR" w:bidi="fr_FR"/>
         </w:rPr>
+        <w:t>Jacques 4.12 (#7)</w:t>
+      </w:r>
+      <w:r>
+        <w:rPr>
+          <w:lang w:val="fr_FR" w:bidi="fr_FR"/>
+        </w:rPr>
+      </w:r>
+    </w:p>
+    <w:p>
+      <w:pPr/>
+      <w:r>
+        <w:rPr>
+          <w:lang w:val="fr_FR" w:bidi="fr_FR"/>
+        </w:rPr>
+      </w:r>
+      <w:r>
+        <w:rPr>
+          <w:lang w:val="fr_FR" w:bidi="fr_FR"/>
+        </w:rPr>
+        <w:t>« le prochain »</w:t>
+      </w:r>
+    </w:p>
+    <w:p>
+      <w:pPr/>
+      <w:r>
+        <w:rPr>
+          <w:lang w:val="fr_FR" w:bidi="fr_FR"/>
+        </w:rPr>
+      </w:r>
+      <w:r>
+        <w:rPr>
+          <w:lang w:val="fr_FR" w:bidi="fr_FR"/>
+        </w:rPr>
+        <w:t xml:space="preserve">Les mots </w:t>
+      </w:r>
+      <w:r>
+        <w:rPr>
+          <w:b/>
+          <w:lang w:val="fr_FR" w:bidi="fr_FR"/>
+        </w:rPr>
+        <w:t>le prochain</w:t>
+      </w:r>
+      <w:r>
+        <w:rPr>
+          <w:lang w:val="fr_FR" w:bidi="fr_FR"/>
+        </w:rPr>
+        <w:t xml:space="preserve"> sont au masculin, mais ils sont utilisés dans un sens générique qui peut faire référence à un homme ou à une femme. Selon ce qui est le plus naturel dans votre langue, choisissez un mot, une expression ou une formulation qui exprime ce sens clairement. Traduction alternative : « celui ou celle qui sont tes prochains ».</w:t>
+      </w:r>
+    </w:p>
+    <w:p>
+      <w:pPr/>
+      <w:r>
+        <w:rPr>
+          <w:lang w:val="fr_FR" w:bidi="fr_FR"/>
+        </w:rPr>
+      </w:r>
+      <w:r>
+        <w:rPr>
+          <w:lang w:val="fr_FR" w:bidi="fr_FR"/>
+        </w:rPr>
+        <w:t xml:space="preserve">Voir : </w:t>
+      </w:r>
+      <w:r>
+        <w:rPr>
+          <w:lang w:val="fr_FR" w:bidi="fr_FR"/>
+        </w:rPr>
+        <w:t>Mots masculins qui incluent les femmes</w:t>
+      </w:r>
+      <w:r>
+        <w:rPr>
+          <w:lang w:val="fr_FR" w:bidi="fr_FR"/>
+        </w:rPr>
+      </w:r>
+      <w:r>
+        <w:rPr>
+          <w:lang w:val="fr_FR" w:bidi="fr_FR"/>
+        </w:rPr>
+      </w:r>
+    </w:p>
+    <w:p>
+      <w:pPr/>
+      <w:r>
+        <w:rPr>
+          <w:lang w:val="fr_FR" w:bidi="fr_FR"/>
+        </w:rPr>
+      </w:r>
+    </w:p>
+    <w:p>
+      <w:pPr>
+        <w:pStyle w:val="Heading2"/>
+      </w:pPr>
+      <w:r>
+        <w:rPr>
+          <w:lang w:val="fr_FR" w:bidi="fr_FR"/>
+        </w:rPr>
         <w:t>Jacques 4:13 (#2)</w:t>
       </w:r>
       <w:r>
@@ -59655,6 +63370,101 @@
         <w:rPr>
           <w:lang w:val="fr_FR" w:bidi="fr_FR"/>
         </w:rPr>
+        <w:t>Jacques 4.17 (#2)</w:t>
+      </w:r>
+      <w:r>
+        <w:rPr>
+          <w:lang w:val="fr_FR" w:bidi="fr_FR"/>
+        </w:rPr>
+      </w:r>
+    </w:p>
+    <w:p>
+      <w:pPr/>
+      <w:r>
+        <w:rPr>
+          <w:lang w:val="fr_FR" w:bidi="fr_FR"/>
+        </w:rPr>
+      </w:r>
+      <w:r>
+        <w:rPr>
+          <w:lang w:val="fr_FR" w:bidi="fr_FR"/>
+        </w:rPr>
+        <w:t>« celui »</w:t>
+      </w:r>
+    </w:p>
+    <w:p>
+      <w:pPr/>
+      <w:r>
+        <w:rPr>
+          <w:lang w:val="fr_FR" w:bidi="fr_FR"/>
+        </w:rPr>
+      </w:r>
+      <w:r>
+        <w:rPr>
+          <w:lang w:val="fr_FR" w:bidi="fr_FR"/>
+        </w:rPr>
+        <w:t xml:space="preserve">Le mot </w:t>
+      </w:r>
+      <w:r>
+        <w:rPr>
+          <w:b/>
+          <w:lang w:val="fr_FR" w:bidi="fr_FR"/>
+        </w:rPr>
+        <w:t>celui</w:t>
+      </w:r>
+      <w:r>
+        <w:rPr>
+          <w:lang w:val="fr_FR" w:bidi="fr_FR"/>
+        </w:rPr>
+        <w:t xml:space="preserve"> a une forme masculine. Cependant, il est utilisé ici dans un sens générique qui peut faire référence à un homme ou à une femme. Selon ce qui est le plus naturel dans votre langue, choisissez un mot, une expression ou une formulation qui exprime ce sens clairement. Traduction alternative : « celui ou celle » ou « la personne ».</w:t>
+      </w:r>
+    </w:p>
+    <w:p>
+      <w:pPr/>
+      <w:r>
+        <w:rPr>
+          <w:lang w:val="fr_FR" w:bidi="fr_FR"/>
+        </w:rPr>
+      </w:r>
+      <w:r>
+        <w:rPr>
+          <w:lang w:val="fr_FR" w:bidi="fr_FR"/>
+        </w:rPr>
+        <w:t xml:space="preserve">Voir : </w:t>
+      </w:r>
+      <w:r>
+        <w:rPr>
+          <w:lang w:val="fr_FR" w:bidi="fr_FR"/>
+        </w:rPr>
+        <w:t>Mots masculins qui incluent les femmes</w:t>
+      </w:r>
+      <w:r>
+        <w:rPr>
+          <w:lang w:val="fr_FR" w:bidi="fr_FR"/>
+        </w:rPr>
+      </w:r>
+      <w:r>
+        <w:rPr>
+          <w:lang w:val="fr_FR" w:bidi="fr_FR"/>
+        </w:rPr>
+      </w:r>
+    </w:p>
+    <w:p>
+      <w:pPr/>
+      <w:r>
+        <w:rPr>
+          <w:lang w:val="fr_FR" w:bidi="fr_FR"/>
+        </w:rPr>
+      </w:r>
+    </w:p>
+    <w:p>
+      <w:pPr>
+        <w:pStyle w:val="Heading2"/>
+      </w:pPr>
+      <w:r>
+        <w:rPr>
+          <w:lang w:val="fr_FR" w:bidi="fr_FR"/>
+        </w:rPr>
         <w:t>Jacques 5.1 (#1)</w:t>
       </w:r>
       <w:r>
@@ -60254,6 +64064,101 @@
           <w:lang w:val="fr_FR" w:bidi="fr_FR"/>
         </w:rPr>
         <w:t>Noms abstraits</w:t>
+      </w:r>
+      <w:r>
+        <w:rPr>
+          <w:lang w:val="fr_FR" w:bidi="fr_FR"/>
+        </w:rPr>
+      </w:r>
+      <w:r>
+        <w:rPr>
+          <w:lang w:val="fr_FR" w:bidi="fr_FR"/>
+        </w:rPr>
+      </w:r>
+    </w:p>
+    <w:p>
+      <w:pPr/>
+      <w:r>
+        <w:rPr>
+          <w:lang w:val="fr_FR" w:bidi="fr_FR"/>
+        </w:rPr>
+      </w:r>
+    </w:p>
+    <w:p>
+      <w:pPr>
+        <w:pStyle w:val="Heading2"/>
+      </w:pPr>
+      <w:r>
+        <w:rPr>
+          <w:lang w:val="fr_FR" w:bidi="fr_FR"/>
+        </w:rPr>
+        <w:t>Jacques 5.1 (#7)</w:t>
+      </w:r>
+      <w:r>
+        <w:rPr>
+          <w:lang w:val="fr_FR" w:bidi="fr_FR"/>
+        </w:rPr>
+      </w:r>
+    </w:p>
+    <w:p>
+      <w:pPr/>
+      <w:r>
+        <w:rPr>
+          <w:lang w:val="fr_FR" w:bidi="fr_FR"/>
+        </w:rPr>
+      </w:r>
+      <w:r>
+        <w:rPr>
+          <w:lang w:val="fr_FR" w:bidi="fr_FR"/>
+        </w:rPr>
+        <w:t>« riches »</w:t>
+      </w:r>
+    </w:p>
+    <w:p>
+      <w:pPr/>
+      <w:r>
+        <w:rPr>
+          <w:lang w:val="fr_FR" w:bidi="fr_FR"/>
+        </w:rPr>
+      </w:r>
+      <w:r>
+        <w:rPr>
+          <w:lang w:val="fr_FR" w:bidi="fr_FR"/>
+        </w:rPr>
+        <w:t xml:space="preserve">Dans le texte grec, le mot </w:t>
+      </w:r>
+      <w:r>
+        <w:rPr>
+          <w:b/>
+          <w:lang w:val="fr_FR" w:bidi="fr_FR"/>
+        </w:rPr>
+        <w:t>riches</w:t>
+      </w:r>
+      <w:r>
+        <w:rPr>
+          <w:lang w:val="fr_FR" w:bidi="fr_FR"/>
+        </w:rPr>
+        <w:t xml:space="preserve"> a une forme masculine. Cependant, il est utilisé ici dans un sens générique qui inclut hommes et femmes. Selon ce qui est le plus naturel dans votre langue, choisissez un mot, une expression ou une formulation qui exprime ce sens clairement. Traduction alternative : « À vous maintenant, qui êtes riches », « À vous maintenant, gens qui êtes riches » ou « À vous maintenant, personnes riches ».</w:t>
+      </w:r>
+    </w:p>
+    <w:p>
+      <w:pPr/>
+      <w:r>
+        <w:rPr>
+          <w:lang w:val="fr_FR" w:bidi="fr_FR"/>
+        </w:rPr>
+      </w:r>
+      <w:r>
+        <w:rPr>
+          <w:lang w:val="fr_FR" w:bidi="fr_FR"/>
+        </w:rPr>
+        <w:t xml:space="preserve">Voir : </w:t>
+      </w:r>
+      <w:r>
+        <w:rPr>
+          <w:lang w:val="fr_FR" w:bidi="fr_FR"/>
+        </w:rPr>
+        <w:t>Mots masculins qui incluent les femmes</w:t>
       </w:r>
       <w:r>
         <w:rPr>
@@ -63101,6 +67006,127 @@
         <w:rPr>
           <w:lang w:val="fr_FR" w:bidi="fr_FR"/>
         </w:rPr>
+        <w:t>Jacques 5.4 (#7)</w:t>
+      </w:r>
+      <w:r>
+        <w:rPr>
+          <w:lang w:val="fr_FR" w:bidi="fr_FR"/>
+        </w:rPr>
+      </w:r>
+    </w:p>
+    <w:p>
+      <w:pPr/>
+      <w:r>
+        <w:rPr>
+          <w:lang w:val="fr_FR" w:bidi="fr_FR"/>
+        </w:rPr>
+      </w:r>
+      <w:r>
+        <w:rPr>
+          <w:lang w:val="fr_FR" w:bidi="fr_FR"/>
+        </w:rPr>
+        <w:t>« ouvriers » - « frustrés » - « moissonneurs »</w:t>
+      </w:r>
+    </w:p>
+    <w:p>
+      <w:pPr/>
+      <w:r>
+        <w:rPr>
+          <w:lang w:val="fr_FR" w:bidi="fr_FR"/>
+        </w:rPr>
+      </w:r>
+      <w:r>
+        <w:rPr>
+          <w:lang w:val="fr_FR" w:bidi="fr_FR"/>
+        </w:rPr>
+        <w:t xml:space="preserve">Les mots </w:t>
+      </w:r>
+      <w:r>
+        <w:rPr>
+          <w:b/>
+          <w:lang w:val="fr_FR" w:bidi="fr_FR"/>
+        </w:rPr>
+        <w:t>ouvriers</w:t>
+      </w:r>
+      <w:r>
+        <w:rPr>
+          <w:lang w:val="fr_FR" w:bidi="fr_FR"/>
+        </w:rPr>
+        <w:t xml:space="preserve">, </w:t>
+      </w:r>
+      <w:r>
+        <w:rPr>
+          <w:b/>
+          <w:lang w:val="fr_FR" w:bidi="fr_FR"/>
+        </w:rPr>
+        <w:t>frustrés</w:t>
+      </w:r>
+      <w:r>
+        <w:rPr>
+          <w:lang w:val="fr_FR" w:bidi="fr_FR"/>
+        </w:rPr>
+        <w:t xml:space="preserve"> et </w:t>
+      </w:r>
+      <w:r>
+        <w:rPr>
+          <w:b/>
+          <w:lang w:val="fr_FR" w:bidi="fr_FR"/>
+        </w:rPr>
+        <w:t>moissonneurs</w:t>
+      </w:r>
+      <w:r>
+        <w:rPr>
+          <w:lang w:val="fr_FR" w:bidi="fr_FR"/>
+        </w:rPr>
+        <w:t xml:space="preserve"> ont une forme masculine, mais ils sont utilisés dans un sens générique qui inclut hommes et femmes. Selon ce qui est le plus naturel dans votre langue, choisissez un mot, une expression ou une formulation qui exprime ce sens clairement. Traduction alternative : « des personnes qui ont travaillé dans vos champs » - « frustrées » - « les cris des personnes qui ont moissonné » ou « des gens qui ont moissonné vos champs » - « frustrés » - « des gens qui ont moissonné ».</w:t>
+      </w:r>
+    </w:p>
+    <w:p>
+      <w:pPr/>
+      <w:r>
+        <w:rPr>
+          <w:lang w:val="fr_FR" w:bidi="fr_FR"/>
+        </w:rPr>
+      </w:r>
+      <w:r>
+        <w:rPr>
+          <w:lang w:val="fr_FR" w:bidi="fr_FR"/>
+        </w:rPr>
+        <w:t xml:space="preserve">Voir : </w:t>
+      </w:r>
+      <w:r>
+        <w:rPr>
+          <w:lang w:val="fr_FR" w:bidi="fr_FR"/>
+        </w:rPr>
+        <w:t>Mots masculins qui incluent les femmes</w:t>
+      </w:r>
+      <w:r>
+        <w:rPr>
+          <w:lang w:val="fr_FR" w:bidi="fr_FR"/>
+        </w:rPr>
+      </w:r>
+      <w:r>
+        <w:rPr>
+          <w:lang w:val="fr_FR" w:bidi="fr_FR"/>
+        </w:rPr>
+      </w:r>
+    </w:p>
+    <w:p>
+      <w:pPr/>
+      <w:r>
+        <w:rPr>
+          <w:lang w:val="fr_FR" w:bidi="fr_FR"/>
+        </w:rPr>
+      </w:r>
+    </w:p>
+    <w:p>
+      <w:pPr>
+        <w:pStyle w:val="Heading2"/>
+      </w:pPr>
+      <w:r>
+        <w:rPr>
+          <w:lang w:val="fr_FR" w:bidi="fr_FR"/>
+        </w:rPr>
         <w:t>Jacques 5.5 (#2)</w:t>
       </w:r>
       <w:r>
@@ -64294,6 +68320,101 @@
         <w:rPr>
           <w:lang w:val="fr_FR" w:bidi="fr_FR"/>
         </w:rPr>
+        <w:t>Jacques 5.6 (#6)</w:t>
+      </w:r>
+      <w:r>
+        <w:rPr>
+          <w:lang w:val="fr_FR" w:bidi="fr_FR"/>
+        </w:rPr>
+      </w:r>
+    </w:p>
+    <w:p>
+      <w:pPr/>
+      <w:r>
+        <w:rPr>
+          <w:lang w:val="fr_FR" w:bidi="fr_FR"/>
+        </w:rPr>
+      </w:r>
+      <w:r>
+        <w:rPr>
+          <w:lang w:val="fr_FR" w:bidi="fr_FR"/>
+        </w:rPr>
+        <w:t>« le juste »</w:t>
+      </w:r>
+    </w:p>
+    <w:p>
+      <w:pPr/>
+      <w:r>
+        <w:rPr>
+          <w:lang w:val="fr_FR" w:bidi="fr_FR"/>
+        </w:rPr>
+      </w:r>
+      <w:r>
+        <w:rPr>
+          <w:lang w:val="fr_FR" w:bidi="fr_FR"/>
+        </w:rPr>
+        <w:t xml:space="preserve">Le mot </w:t>
+      </w:r>
+      <w:r>
+        <w:rPr>
+          <w:b/>
+          <w:lang w:val="fr_FR" w:bidi="fr_FR"/>
+        </w:rPr>
+        <w:t>juste</w:t>
+      </w:r>
+      <w:r>
+        <w:rPr>
+          <w:lang w:val="fr_FR" w:bidi="fr_FR"/>
+        </w:rPr>
+        <w:t xml:space="preserve"> est utilisé dans un sens générique qui peut faire référence à un homme ou une femme. Choisissez une formulation naturelle dans votre langue pour que le sens soit clair. Traduction alternative : « la personne juste ».</w:t>
+      </w:r>
+    </w:p>
+    <w:p>
+      <w:pPr/>
+      <w:r>
+        <w:rPr>
+          <w:lang w:val="fr_FR" w:bidi="fr_FR"/>
+        </w:rPr>
+      </w:r>
+      <w:r>
+        <w:rPr>
+          <w:lang w:val="fr_FR" w:bidi="fr_FR"/>
+        </w:rPr>
+        <w:t xml:space="preserve">Voir : </w:t>
+      </w:r>
+      <w:r>
+        <w:rPr>
+          <w:lang w:val="fr_FR" w:bidi="fr_FR"/>
+        </w:rPr>
+        <w:t>Mots masculins qui incluent les femmes</w:t>
+      </w:r>
+      <w:r>
+        <w:rPr>
+          <w:lang w:val="fr_FR" w:bidi="fr_FR"/>
+        </w:rPr>
+      </w:r>
+      <w:r>
+        <w:rPr>
+          <w:lang w:val="fr_FR" w:bidi="fr_FR"/>
+        </w:rPr>
+      </w:r>
+    </w:p>
+    <w:p>
+      <w:pPr/>
+      <w:r>
+        <w:rPr>
+          <w:lang w:val="fr_FR" w:bidi="fr_FR"/>
+        </w:rPr>
+      </w:r>
+    </w:p>
+    <w:p>
+      <w:pPr>
+        <w:pStyle w:val="Heading2"/>
+      </w:pPr>
+      <w:r>
+        <w:rPr>
+          <w:lang w:val="fr_FR" w:bidi="fr_FR"/>
+        </w:rPr>
         <w:t>Jacques 5.7 (#1)</w:t>
       </w:r>
       <w:r>
@@ -65285,6 +69406,140 @@
         <w:rPr>
           <w:lang w:val="fr_FR" w:bidi="fr_FR"/>
         </w:rPr>
+        <w:t>Jacques 5.7 (#10)</w:t>
+      </w:r>
+      <w:r>
+        <w:rPr>
+          <w:lang w:val="fr_FR" w:bidi="fr_FR"/>
+        </w:rPr>
+      </w:r>
+    </w:p>
+    <w:p>
+      <w:pPr/>
+      <w:r>
+        <w:rPr>
+          <w:lang w:val="fr_FR" w:bidi="fr_FR"/>
+        </w:rPr>
+      </w:r>
+      <w:r>
+        <w:rPr>
+          <w:lang w:val="fr_FR" w:bidi="fr_FR"/>
+        </w:rPr>
+        <w:t>« patients » - « frères » - « laboureur » - « il »</w:t>
+      </w:r>
+    </w:p>
+    <w:p>
+      <w:pPr/>
+      <w:r>
+        <w:rPr>
+          <w:lang w:val="fr_FR" w:bidi="fr_FR"/>
+        </w:rPr>
+      </w:r>
+      <w:r>
+        <w:rPr>
+          <w:lang w:val="fr_FR" w:bidi="fr_FR"/>
+        </w:rPr>
+        <w:t xml:space="preserve">Les mots </w:t>
+      </w:r>
+      <w:r>
+        <w:rPr>
+          <w:b/>
+          <w:lang w:val="fr_FR" w:bidi="fr_FR"/>
+        </w:rPr>
+        <w:t>patients</w:t>
+      </w:r>
+      <w:r>
+        <w:rPr>
+          <w:lang w:val="fr_FR" w:bidi="fr_FR"/>
+        </w:rPr>
+        <w:t xml:space="preserve">, </w:t>
+      </w:r>
+      <w:r>
+        <w:rPr>
+          <w:b/>
+          <w:lang w:val="fr_FR" w:bidi="fr_FR"/>
+        </w:rPr>
+        <w:t>frères</w:t>
+      </w:r>
+      <w:r>
+        <w:rPr>
+          <w:lang w:val="fr_FR" w:bidi="fr_FR"/>
+        </w:rPr>
+        <w:t xml:space="preserve">, </w:t>
+      </w:r>
+      <w:r>
+        <w:rPr>
+          <w:b/>
+          <w:lang w:val="fr_FR" w:bidi="fr_FR"/>
+        </w:rPr>
+        <w:t>laboureur</w:t>
+      </w:r>
+      <w:r>
+        <w:rPr>
+          <w:lang w:val="fr_FR" w:bidi="fr_FR"/>
+        </w:rPr>
+        <w:t xml:space="preserve"> et </w:t>
+      </w:r>
+      <w:r>
+        <w:rPr>
+          <w:b/>
+          <w:lang w:val="fr_FR" w:bidi="fr_FR"/>
+        </w:rPr>
+        <w:t>il</w:t>
+      </w:r>
+      <w:r>
+        <w:rPr>
+          <w:lang w:val="fr_FR" w:bidi="fr_FR"/>
+        </w:rPr>
+        <w:t xml:space="preserve"> ont une forme masculine, mais ils sont utilisés dans un sens générique qui peut faire référence à des hommes ou des femmes. Selon ce qui est le plus naturel dans votre langue, choisissez un mot, une expression ou une formulation qui exprime ce sens clairement. Traduction alternative : « patients et patientes, frères et sœurs » - « la personne qui laboure » - « elle ».</w:t>
+      </w:r>
+    </w:p>
+    <w:p>
+      <w:pPr/>
+      <w:r>
+        <w:rPr>
+          <w:lang w:val="fr_FR" w:bidi="fr_FR"/>
+        </w:rPr>
+      </w:r>
+      <w:r>
+        <w:rPr>
+          <w:lang w:val="fr_FR" w:bidi="fr_FR"/>
+        </w:rPr>
+        <w:t xml:space="preserve">Voir : </w:t>
+      </w:r>
+      <w:r>
+        <w:rPr>
+          <w:lang w:val="fr_FR" w:bidi="fr_FR"/>
+        </w:rPr>
+        <w:t>Mots masculins qui incluent les femmes</w:t>
+      </w:r>
+      <w:r>
+        <w:rPr>
+          <w:lang w:val="fr_FR" w:bidi="fr_FR"/>
+        </w:rPr>
+      </w:r>
+      <w:r>
+        <w:rPr>
+          <w:lang w:val="fr_FR" w:bidi="fr_FR"/>
+        </w:rPr>
+      </w:r>
+    </w:p>
+    <w:p>
+      <w:pPr/>
+      <w:r>
+        <w:rPr>
+          <w:lang w:val="fr_FR" w:bidi="fr_FR"/>
+        </w:rPr>
+      </w:r>
+    </w:p>
+    <w:p>
+      <w:pPr>
+        <w:pStyle w:val="Heading2"/>
+      </w:pPr>
+      <w:r>
+        <w:rPr>
+          <w:lang w:val="fr_FR" w:bidi="fr_FR"/>
+        </w:rPr>
         <w:t>Jacques 5.8 (#1)</w:t>
       </w:r>
       <w:r>
@@ -65578,6 +69833,101 @@
         <w:rPr>
           <w:lang w:val="fr_FR" w:bidi="fr_FR"/>
         </w:rPr>
+        <w:t>Jacques 5.8 (#4)</w:t>
+      </w:r>
+      <w:r>
+        <w:rPr>
+          <w:lang w:val="fr_FR" w:bidi="fr_FR"/>
+        </w:rPr>
+      </w:r>
+    </w:p>
+    <w:p>
+      <w:pPr/>
+      <w:r>
+        <w:rPr>
+          <w:lang w:val="fr_FR" w:bidi="fr_FR"/>
+        </w:rPr>
+      </w:r>
+      <w:r>
+        <w:rPr>
+          <w:lang w:val="fr_FR" w:bidi="fr_FR"/>
+        </w:rPr>
+        <w:t>« patients »</w:t>
+      </w:r>
+    </w:p>
+    <w:p>
+      <w:pPr/>
+      <w:r>
+        <w:rPr>
+          <w:lang w:val="fr_FR" w:bidi="fr_FR"/>
+        </w:rPr>
+      </w:r>
+      <w:r>
+        <w:rPr>
+          <w:lang w:val="fr_FR" w:bidi="fr_FR"/>
+        </w:rPr>
+        <w:t xml:space="preserve">Le mot </w:t>
+      </w:r>
+      <w:r>
+        <w:rPr>
+          <w:b/>
+          <w:lang w:val="fr_FR" w:bidi="fr_FR"/>
+        </w:rPr>
+        <w:t>patients</w:t>
+      </w:r>
+      <w:r>
+        <w:rPr>
+          <w:lang w:val="fr_FR" w:bidi="fr_FR"/>
+        </w:rPr>
+        <w:t xml:space="preserve"> a une forme masculine. Cependant, il est utilisé ici dans un sens générique qui inclut hommes et femmes. Selon ce qui est le plus naturel dans votre langue, choisissez un mot, une expression ou une formulation qui exprime ce sens clairement. Traduction alternative : « patients et patientes ».</w:t>
+      </w:r>
+    </w:p>
+    <w:p>
+      <w:pPr/>
+      <w:r>
+        <w:rPr>
+          <w:lang w:val="fr_FR" w:bidi="fr_FR"/>
+        </w:rPr>
+      </w:r>
+      <w:r>
+        <w:rPr>
+          <w:lang w:val="fr_FR" w:bidi="fr_FR"/>
+        </w:rPr>
+        <w:t xml:space="preserve">Voir : </w:t>
+      </w:r>
+      <w:r>
+        <w:rPr>
+          <w:lang w:val="fr_FR" w:bidi="fr_FR"/>
+        </w:rPr>
+        <w:t>Mots masculins qui incluent les femmes</w:t>
+      </w:r>
+      <w:r>
+        <w:rPr>
+          <w:lang w:val="fr_FR" w:bidi="fr_FR"/>
+        </w:rPr>
+      </w:r>
+      <w:r>
+        <w:rPr>
+          <w:lang w:val="fr_FR" w:bidi="fr_FR"/>
+        </w:rPr>
+      </w:r>
+    </w:p>
+    <w:p>
+      <w:pPr/>
+      <w:r>
+        <w:rPr>
+          <w:lang w:val="fr_FR" w:bidi="fr_FR"/>
+        </w:rPr>
+      </w:r>
+    </w:p>
+    <w:p>
+      <w:pPr>
+        <w:pStyle w:val="Heading2"/>
+      </w:pPr>
+      <w:r>
+        <w:rPr>
+          <w:lang w:val="fr_FR" w:bidi="fr_FR"/>
+        </w:rPr>
         <w:t>Jacques 5.9 (#1)</w:t>
       </w:r>
       <w:r>
@@ -66014,6 +70364,127 @@
         <w:rPr>
           <w:lang w:val="fr_FR" w:bidi="fr_FR"/>
         </w:rPr>
+        <w:t>Jacques 5.9 (#5)</w:t>
+      </w:r>
+      <w:r>
+        <w:rPr>
+          <w:lang w:val="fr_FR" w:bidi="fr_FR"/>
+        </w:rPr>
+      </w:r>
+    </w:p>
+    <w:p>
+      <w:pPr/>
+      <w:r>
+        <w:rPr>
+          <w:lang w:val="fr_FR" w:bidi="fr_FR"/>
+        </w:rPr>
+      </w:r>
+      <w:r>
+        <w:rPr>
+          <w:lang w:val="fr_FR" w:bidi="fr_FR"/>
+        </w:rPr>
+        <w:t>« les uns des autres » - « frères » - « jugés »</w:t>
+      </w:r>
+    </w:p>
+    <w:p>
+      <w:pPr/>
+      <w:r>
+        <w:rPr>
+          <w:lang w:val="fr_FR" w:bidi="fr_FR"/>
+        </w:rPr>
+      </w:r>
+      <w:r>
+        <w:rPr>
+          <w:lang w:val="fr_FR" w:bidi="fr_FR"/>
+        </w:rPr>
+        <w:t xml:space="preserve">Les mots </w:t>
+      </w:r>
+      <w:r>
+        <w:rPr>
+          <w:b/>
+          <w:lang w:val="fr_FR" w:bidi="fr_FR"/>
+        </w:rPr>
+        <w:t>les uns des autres</w:t>
+      </w:r>
+      <w:r>
+        <w:rPr>
+          <w:lang w:val="fr_FR" w:bidi="fr_FR"/>
+        </w:rPr>
+        <w:t xml:space="preserve">, </w:t>
+      </w:r>
+      <w:r>
+        <w:rPr>
+          <w:b/>
+          <w:lang w:val="fr_FR" w:bidi="fr_FR"/>
+        </w:rPr>
+        <w:t>frères</w:t>
+      </w:r>
+      <w:r>
+        <w:rPr>
+          <w:lang w:val="fr_FR" w:bidi="fr_FR"/>
+        </w:rPr>
+        <w:t xml:space="preserve"> et </w:t>
+      </w:r>
+      <w:r>
+        <w:rPr>
+          <w:b/>
+          <w:lang w:val="fr_FR" w:bidi="fr_FR"/>
+        </w:rPr>
+        <w:t>jugés</w:t>
+      </w:r>
+      <w:r>
+        <w:rPr>
+          <w:lang w:val="fr_FR" w:bidi="fr_FR"/>
+        </w:rPr>
+        <w:t xml:space="preserve"> ont une forme masculine, mais ils sont utilisés dans un sens générique qui inclut hommes et femmes. Selon ce qui est le plus naturel dans votre langue, choisissez un mot, une expression ou une formulation qui exprime ce sens clairement. Traduction alternative : « les uns des autres, frères et sœurs » - « jugés ».</w:t>
+      </w:r>
+    </w:p>
+    <w:p>
+      <w:pPr/>
+      <w:r>
+        <w:rPr>
+          <w:lang w:val="fr_FR" w:bidi="fr_FR"/>
+        </w:rPr>
+      </w:r>
+      <w:r>
+        <w:rPr>
+          <w:lang w:val="fr_FR" w:bidi="fr_FR"/>
+        </w:rPr>
+        <w:t xml:space="preserve">Voir : </w:t>
+      </w:r>
+      <w:r>
+        <w:rPr>
+          <w:lang w:val="fr_FR" w:bidi="fr_FR"/>
+        </w:rPr>
+        <w:t>Mots masculins qui incluent les femmes</w:t>
+      </w:r>
+      <w:r>
+        <w:rPr>
+          <w:lang w:val="fr_FR" w:bidi="fr_FR"/>
+        </w:rPr>
+      </w:r>
+      <w:r>
+        <w:rPr>
+          <w:lang w:val="fr_FR" w:bidi="fr_FR"/>
+        </w:rPr>
+      </w:r>
+    </w:p>
+    <w:p>
+      <w:pPr/>
+      <w:r>
+        <w:rPr>
+          <w:lang w:val="fr_FR" w:bidi="fr_FR"/>
+        </w:rPr>
+      </w:r>
+    </w:p>
+    <w:p>
+      <w:pPr>
+        <w:pStyle w:val="Heading2"/>
+      </w:pPr>
+      <w:r>
+        <w:rPr>
+          <w:lang w:val="fr_FR" w:bidi="fr_FR"/>
+        </w:rPr>
         <w:t>Jacques 5.10 (#1)</w:t>
       </w:r>
       <w:r>
@@ -66435,6 +70906,101 @@
           <w:lang w:val="fr_FR" w:bidi="fr_FR"/>
         </w:rPr>
         <w:t>Métonymie</w:t>
+      </w:r>
+      <w:r>
+        <w:rPr>
+          <w:lang w:val="fr_FR" w:bidi="fr_FR"/>
+        </w:rPr>
+      </w:r>
+      <w:r>
+        <w:rPr>
+          <w:lang w:val="fr_FR" w:bidi="fr_FR"/>
+        </w:rPr>
+      </w:r>
+    </w:p>
+    <w:p>
+      <w:pPr/>
+      <w:r>
+        <w:rPr>
+          <w:lang w:val="fr_FR" w:bidi="fr_FR"/>
+        </w:rPr>
+      </w:r>
+    </w:p>
+    <w:p>
+      <w:pPr>
+        <w:pStyle w:val="Heading2"/>
+      </w:pPr>
+      <w:r>
+        <w:rPr>
+          <w:lang w:val="fr_FR" w:bidi="fr_FR"/>
+        </w:rPr>
+        <w:t>Jacques 5.10 (#5)</w:t>
+      </w:r>
+      <w:r>
+        <w:rPr>
+          <w:lang w:val="fr_FR" w:bidi="fr_FR"/>
+        </w:rPr>
+      </w:r>
+    </w:p>
+    <w:p>
+      <w:pPr/>
+      <w:r>
+        <w:rPr>
+          <w:lang w:val="fr_FR" w:bidi="fr_FR"/>
+        </w:rPr>
+      </w:r>
+      <w:r>
+        <w:rPr>
+          <w:lang w:val="fr_FR" w:bidi="fr_FR"/>
+        </w:rPr>
+        <w:t>« frères »</w:t>
+      </w:r>
+    </w:p>
+    <w:p>
+      <w:pPr/>
+      <w:r>
+        <w:rPr>
+          <w:lang w:val="fr_FR" w:bidi="fr_FR"/>
+        </w:rPr>
+      </w:r>
+      <w:r>
+        <w:rPr>
+          <w:lang w:val="fr_FR" w:bidi="fr_FR"/>
+        </w:rPr>
+        <w:t xml:space="preserve">Le mot </w:t>
+      </w:r>
+      <w:r>
+        <w:rPr>
+          <w:b/>
+          <w:lang w:val="fr_FR" w:bidi="fr_FR"/>
+        </w:rPr>
+        <w:t>frères</w:t>
+      </w:r>
+      <w:r>
+        <w:rPr>
+          <w:lang w:val="fr_FR" w:bidi="fr_FR"/>
+        </w:rPr>
+        <w:t xml:space="preserve"> est utilisé dans un sens générique qui peut faire référence à des hommes ou des femmes. Choisissez une formulation naturelle dans votre langue pour que le sens soit clair. Traduction alternative : « mes frères et sœurs ».</w:t>
+      </w:r>
+    </w:p>
+    <w:p>
+      <w:pPr/>
+      <w:r>
+        <w:rPr>
+          <w:lang w:val="fr_FR" w:bidi="fr_FR"/>
+        </w:rPr>
+      </w:r>
+      <w:r>
+        <w:rPr>
+          <w:lang w:val="fr_FR" w:bidi="fr_FR"/>
+        </w:rPr>
+        <w:t xml:space="preserve">Voir : </w:t>
+      </w:r>
+      <w:r>
+        <w:rPr>
+          <w:lang w:val="fr_FR" w:bidi="fr_FR"/>
+        </w:rPr>
+        <w:t>Mots masculins qui incluent les femmes</w:t>
       </w:r>
       <w:r>
         <w:rPr>
@@ -66994,6 +71560,114 @@
         <w:rPr>
           <w:lang w:val="fr_FR" w:bidi="fr_FR"/>
         </w:rPr>
+        <w:t>Jacques 5.11 (#5)</w:t>
+      </w:r>
+      <w:r>
+        <w:rPr>
+          <w:lang w:val="fr_FR" w:bidi="fr_FR"/>
+        </w:rPr>
+      </w:r>
+    </w:p>
+    <w:p>
+      <w:pPr/>
+      <w:r>
+        <w:rPr>
+          <w:lang w:val="fr_FR" w:bidi="fr_FR"/>
+        </w:rPr>
+      </w:r>
+      <w:r>
+        <w:rPr>
+          <w:lang w:val="fr_FR" w:bidi="fr_FR"/>
+        </w:rPr>
+        <w:t>« bienheureux » - « ceux »</w:t>
+      </w:r>
+    </w:p>
+    <w:p>
+      <w:pPr/>
+      <w:r>
+        <w:rPr>
+          <w:lang w:val="fr_FR" w:bidi="fr_FR"/>
+        </w:rPr>
+      </w:r>
+      <w:r>
+        <w:rPr>
+          <w:lang w:val="fr_FR" w:bidi="fr_FR"/>
+        </w:rPr>
+        <w:t xml:space="preserve">Les mots </w:t>
+      </w:r>
+      <w:r>
+        <w:rPr>
+          <w:b/>
+          <w:lang w:val="fr_FR" w:bidi="fr_FR"/>
+        </w:rPr>
+        <w:t>bienheureux</w:t>
+      </w:r>
+      <w:r>
+        <w:rPr>
+          <w:lang w:val="fr_FR" w:bidi="fr_FR"/>
+        </w:rPr>
+        <w:t xml:space="preserve"> et </w:t>
+      </w:r>
+      <w:r>
+        <w:rPr>
+          <w:b/>
+          <w:lang w:val="fr_FR" w:bidi="fr_FR"/>
+        </w:rPr>
+        <w:t>ceux</w:t>
+      </w:r>
+      <w:r>
+        <w:rPr>
+          <w:lang w:val="fr_FR" w:bidi="fr_FR"/>
+        </w:rPr>
+        <w:t xml:space="preserve"> ont une forme masculine, mais ils sont utilisés dans un sens générique qui inclut hommes et femmes. Selon ce qui est le plus naturel dans votre langue, choisissez un mot, une expression ou une formulation qui exprime ce sens clairement. Traduction alternative : « bienheureuses les personnes » ou « bienheureux les gens ».</w:t>
+      </w:r>
+    </w:p>
+    <w:p>
+      <w:pPr/>
+      <w:r>
+        <w:rPr>
+          <w:lang w:val="fr_FR" w:bidi="fr_FR"/>
+        </w:rPr>
+      </w:r>
+      <w:r>
+        <w:rPr>
+          <w:lang w:val="fr_FR" w:bidi="fr_FR"/>
+        </w:rPr>
+        <w:t xml:space="preserve">Voir : </w:t>
+      </w:r>
+      <w:r>
+        <w:rPr>
+          <w:lang w:val="fr_FR" w:bidi="fr_FR"/>
+        </w:rPr>
+        <w:t>Mots masculins qui incluent les femmes</w:t>
+      </w:r>
+      <w:r>
+        <w:rPr>
+          <w:lang w:val="fr_FR" w:bidi="fr_FR"/>
+        </w:rPr>
+      </w:r>
+      <w:r>
+        <w:rPr>
+          <w:lang w:val="fr_FR" w:bidi="fr_FR"/>
+        </w:rPr>
+      </w:r>
+    </w:p>
+    <w:p>
+      <w:pPr/>
+      <w:r>
+        <w:rPr>
+          <w:lang w:val="fr_FR" w:bidi="fr_FR"/>
+        </w:rPr>
+      </w:r>
+    </w:p>
+    <w:p>
+      <w:pPr>
+        <w:pStyle w:val="Heading2"/>
+      </w:pPr>
+      <w:r>
+        <w:rPr>
+          <w:lang w:val="fr_FR" w:bidi="fr_FR"/>
+        </w:rPr>
         <w:t>Jacques 5.12 (#1)</w:t>
       </w:r>
       <w:r>
@@ -67731,6 +72405,101 @@
         <w:rPr>
           <w:lang w:val="fr_FR" w:bidi="fr_FR"/>
         </w:rPr>
+        <w:t>Jacques 5.12 (#8)</w:t>
+      </w:r>
+      <w:r>
+        <w:rPr>
+          <w:lang w:val="fr_FR" w:bidi="fr_FR"/>
+        </w:rPr>
+      </w:r>
+    </w:p>
+    <w:p>
+      <w:pPr/>
+      <w:r>
+        <w:rPr>
+          <w:lang w:val="fr_FR" w:bidi="fr_FR"/>
+        </w:rPr>
+      </w:r>
+      <w:r>
+        <w:rPr>
+          <w:lang w:val="fr_FR" w:bidi="fr_FR"/>
+        </w:rPr>
+        <w:t>« frères »</w:t>
+      </w:r>
+    </w:p>
+    <w:p>
+      <w:pPr/>
+      <w:r>
+        <w:rPr>
+          <w:lang w:val="fr_FR" w:bidi="fr_FR"/>
+        </w:rPr>
+      </w:r>
+      <w:r>
+        <w:rPr>
+          <w:lang w:val="fr_FR" w:bidi="fr_FR"/>
+        </w:rPr>
+        <w:t xml:space="preserve">Le mot </w:t>
+      </w:r>
+      <w:r>
+        <w:rPr>
+          <w:b/>
+          <w:lang w:val="fr_FR" w:bidi="fr_FR"/>
+        </w:rPr>
+        <w:t>frères</w:t>
+      </w:r>
+      <w:r>
+        <w:rPr>
+          <w:lang w:val="fr_FR" w:bidi="fr_FR"/>
+        </w:rPr>
+        <w:t xml:space="preserve"> est utilisé dans un sens générique qui peut faire référence à des hommes ou des femmes. Choisissez une formulation naturelle dans votre langue pour que le sens soit clair. Traduction alternative : « mes frères et sœurs ».</w:t>
+      </w:r>
+    </w:p>
+    <w:p>
+      <w:pPr/>
+      <w:r>
+        <w:rPr>
+          <w:lang w:val="fr_FR" w:bidi="fr_FR"/>
+        </w:rPr>
+      </w:r>
+      <w:r>
+        <w:rPr>
+          <w:lang w:val="fr_FR" w:bidi="fr_FR"/>
+        </w:rPr>
+        <w:t xml:space="preserve">Voir : </w:t>
+      </w:r>
+      <w:r>
+        <w:rPr>
+          <w:lang w:val="fr_FR" w:bidi="fr_FR"/>
+        </w:rPr>
+        <w:t>Mots masculins qui incluent les femmes</w:t>
+      </w:r>
+      <w:r>
+        <w:rPr>
+          <w:lang w:val="fr_FR" w:bidi="fr_FR"/>
+        </w:rPr>
+      </w:r>
+      <w:r>
+        <w:rPr>
+          <w:lang w:val="fr_FR" w:bidi="fr_FR"/>
+        </w:rPr>
+      </w:r>
+    </w:p>
+    <w:p>
+      <w:pPr/>
+      <w:r>
+        <w:rPr>
+          <w:lang w:val="fr_FR" w:bidi="fr_FR"/>
+        </w:rPr>
+      </w:r>
+    </w:p>
+    <w:p>
+      <w:pPr>
+        <w:pStyle w:val="Heading2"/>
+      </w:pPr>
+      <w:r>
+        <w:rPr>
+          <w:lang w:val="fr_FR" w:bidi="fr_FR"/>
+        </w:rPr>
         <w:t>Jacques 5.13 (#1)</w:t>
       </w:r>
       <w:r>
@@ -67933,6 +72702,88 @@
         <w:rPr>
           <w:lang w:val="fr_FR" w:bidi="fr_FR"/>
         </w:rPr>
+        <w:t>Jacques 5.13 (#3)</w:t>
+      </w:r>
+      <w:r>
+        <w:rPr>
+          <w:lang w:val="fr_FR" w:bidi="fr_FR"/>
+        </w:rPr>
+      </w:r>
+    </w:p>
+    <w:p>
+      <w:pPr/>
+      <w:r>
+        <w:rPr>
+          <w:lang w:val="fr_FR" w:bidi="fr_FR"/>
+        </w:rPr>
+      </w:r>
+      <w:r>
+        <w:rPr>
+          <w:lang w:val="fr_FR" w:bidi="fr_FR"/>
+        </w:rPr>
+        <w:t>« quelqu'un » - « il » - « il » - « quelqu'un » - « il »- « il »</w:t>
+      </w:r>
+    </w:p>
+    <w:p>
+      <w:pPr/>
+      <w:r>
+        <w:rPr>
+          <w:lang w:val="fr_FR" w:bidi="fr_FR"/>
+        </w:rPr>
+      </w:r>
+      <w:r>
+        <w:rPr>
+          <w:lang w:val="fr_FR" w:bidi="fr_FR"/>
+        </w:rPr>
+        <w:t>Ces mots sont utilisés dans un sens générique qui peut faire référence à un homme ou une femme. Selon ce qui est le plus naturel dans votre langue, choisissez un mot, une expression ou une formulation qui exprime ce sens clairement. Traduction alternative : « Une personne parmi vous est-elle dans la souffrance ? Qu'elle prie. Une personne est-elle dans la joie ? Qu'elle chante des cantiques ».</w:t>
+      </w:r>
+    </w:p>
+    <w:p>
+      <w:pPr/>
+      <w:r>
+        <w:rPr>
+          <w:lang w:val="fr_FR" w:bidi="fr_FR"/>
+        </w:rPr>
+      </w:r>
+      <w:r>
+        <w:rPr>
+          <w:lang w:val="fr_FR" w:bidi="fr_FR"/>
+        </w:rPr>
+        <w:t xml:space="preserve">Voir : </w:t>
+      </w:r>
+      <w:r>
+        <w:rPr>
+          <w:lang w:val="fr_FR" w:bidi="fr_FR"/>
+        </w:rPr>
+        <w:t>Mots masculins qui incluent les femmes</w:t>
+      </w:r>
+      <w:r>
+        <w:rPr>
+          <w:lang w:val="fr_FR" w:bidi="fr_FR"/>
+        </w:rPr>
+      </w:r>
+      <w:r>
+        <w:rPr>
+          <w:lang w:val="fr_FR" w:bidi="fr_FR"/>
+        </w:rPr>
+      </w:r>
+    </w:p>
+    <w:p>
+      <w:pPr/>
+      <w:r>
+        <w:rPr>
+          <w:lang w:val="fr_FR" w:bidi="fr_FR"/>
+        </w:rPr>
+      </w:r>
+    </w:p>
+    <w:p>
+      <w:pPr>
+        <w:pStyle w:val="Heading2"/>
+      </w:pPr>
+      <w:r>
+        <w:rPr>
+          <w:lang w:val="fr_FR" w:bidi="fr_FR"/>
+        </w:rPr>
         <w:t>Jacques 5.14 (#1)</w:t>
       </w:r>
       <w:r>
@@ -68462,6 +73313,88 @@
         <w:rPr>
           <w:lang w:val="fr_FR" w:bidi="fr_FR"/>
         </w:rPr>
+        <w:t>Jacques 5.14 (#6)</w:t>
+      </w:r>
+      <w:r>
+        <w:rPr>
+          <w:lang w:val="fr_FR" w:bidi="fr_FR"/>
+        </w:rPr>
+      </w:r>
+    </w:p>
+    <w:p>
+      <w:pPr/>
+      <w:r>
+        <w:rPr>
+          <w:lang w:val="fr_FR" w:bidi="fr_FR"/>
+        </w:rPr>
+      </w:r>
+      <w:r>
+        <w:rPr>
+          <w:lang w:val="fr_FR" w:bidi="fr_FR"/>
+        </w:rPr>
+        <w:t>« quelqu'un » - « il » - « il » - « lui » - « l' »</w:t>
+      </w:r>
+    </w:p>
+    <w:p>
+      <w:pPr/>
+      <w:r>
+        <w:rPr>
+          <w:lang w:val="fr_FR" w:bidi="fr_FR"/>
+        </w:rPr>
+      </w:r>
+      <w:r>
+        <w:rPr>
+          <w:lang w:val="fr_FR" w:bidi="fr_FR"/>
+        </w:rPr>
+        <w:t>Ces mots sont utilisés dans un sens générique qui peut faire référence à un homme ou une femme. Selon ce qui est le plus naturel dans votre langue, choisissez un mot, une expression ou une formulation qui exprime ce sens clairement. Traduction alternative : « Une personne parmi vous est-elle malade ? Qu'elle appelle les anciens de l'Église, et que les anciens prient pour elle, en l'oignant... »</w:t>
+      </w:r>
+    </w:p>
+    <w:p>
+      <w:pPr/>
+      <w:r>
+        <w:rPr>
+          <w:lang w:val="fr_FR" w:bidi="fr_FR"/>
+        </w:rPr>
+      </w:r>
+      <w:r>
+        <w:rPr>
+          <w:lang w:val="fr_FR" w:bidi="fr_FR"/>
+        </w:rPr>
+        <w:t xml:space="preserve">Voir : </w:t>
+      </w:r>
+      <w:r>
+        <w:rPr>
+          <w:lang w:val="fr_FR" w:bidi="fr_FR"/>
+        </w:rPr>
+        <w:t>Mots masculins qui incluent les femmes</w:t>
+      </w:r>
+      <w:r>
+        <w:rPr>
+          <w:lang w:val="fr_FR" w:bidi="fr_FR"/>
+        </w:rPr>
+      </w:r>
+      <w:r>
+        <w:rPr>
+          <w:lang w:val="fr_FR" w:bidi="fr_FR"/>
+        </w:rPr>
+      </w:r>
+    </w:p>
+    <w:p>
+      <w:pPr/>
+      <w:r>
+        <w:rPr>
+          <w:lang w:val="fr_FR" w:bidi="fr_FR"/>
+        </w:rPr>
+      </w:r>
+    </w:p>
+    <w:p>
+      <w:pPr>
+        <w:pStyle w:val="Heading2"/>
+      </w:pPr>
+      <w:r>
+        <w:rPr>
+          <w:lang w:val="fr_FR" w:bidi="fr_FR"/>
+        </w:rPr>
         <w:t>Jacques 5.15 (#1)</w:t>
       </w:r>
       <w:r>
@@ -69133,6 +74066,88 @@
         <w:rPr>
           <w:lang w:val="fr_FR" w:bidi="fr_FR"/>
         </w:rPr>
+        <w:t>Jacques 5.15 (#7)</w:t>
+      </w:r>
+      <w:r>
+        <w:rPr>
+          <w:lang w:val="fr_FR" w:bidi="fr_FR"/>
+        </w:rPr>
+      </w:r>
+    </w:p>
+    <w:p>
+      <w:pPr/>
+      <w:r>
+        <w:rPr>
+          <w:lang w:val="fr_FR" w:bidi="fr_FR"/>
+        </w:rPr>
+      </w:r>
+      <w:r>
+        <w:rPr>
+          <w:lang w:val="fr_FR" w:bidi="fr_FR"/>
+        </w:rPr>
+        <w:t>« le malade » - « le » - « il » - « lui »</w:t>
+      </w:r>
+    </w:p>
+    <w:p>
+      <w:pPr/>
+      <w:r>
+        <w:rPr>
+          <w:lang w:val="fr_FR" w:bidi="fr_FR"/>
+        </w:rPr>
+      </w:r>
+      <w:r>
+        <w:rPr>
+          <w:lang w:val="fr_FR" w:bidi="fr_FR"/>
+        </w:rPr>
+        <w:t>Ces mots sont utilisés dans un sens générique qui peut faire référence à un homme ou une femme. Selon ce qui est le plus naturel dans votre langue, choisissez un mot, une expression ou une formulation qui exprime ce sens clairement. Traduction alternative : « la personne malade, et le Seigneur la relèvera ; si elle a commis des péchés, il lui sera pardonné ».</w:t>
+      </w:r>
+    </w:p>
+    <w:p>
+      <w:pPr/>
+      <w:r>
+        <w:rPr>
+          <w:lang w:val="fr_FR" w:bidi="fr_FR"/>
+        </w:rPr>
+      </w:r>
+      <w:r>
+        <w:rPr>
+          <w:lang w:val="fr_FR" w:bidi="fr_FR"/>
+        </w:rPr>
+        <w:t xml:space="preserve">Voir : </w:t>
+      </w:r>
+      <w:r>
+        <w:rPr>
+          <w:lang w:val="fr_FR" w:bidi="fr_FR"/>
+        </w:rPr>
+        <w:t>Mots masculins qui incluent les femmes</w:t>
+      </w:r>
+      <w:r>
+        <w:rPr>
+          <w:lang w:val="fr_FR" w:bidi="fr_FR"/>
+        </w:rPr>
+      </w:r>
+      <w:r>
+        <w:rPr>
+          <w:lang w:val="fr_FR" w:bidi="fr_FR"/>
+        </w:rPr>
+      </w:r>
+    </w:p>
+    <w:p>
+      <w:pPr/>
+      <w:r>
+        <w:rPr>
+          <w:lang w:val="fr_FR" w:bidi="fr_FR"/>
+        </w:rPr>
+      </w:r>
+    </w:p>
+    <w:p>
+      <w:pPr>
+        <w:pStyle w:val="Heading2"/>
+      </w:pPr>
+      <w:r>
+        <w:rPr>
+          <w:lang w:val="fr_FR" w:bidi="fr_FR"/>
+        </w:rPr>
         <w:t>Jacques 5.16 (#1)</w:t>
       </w:r>
       <w:r>
@@ -69666,6 +74681,140 @@
         <w:rPr>
           <w:lang w:val="fr_FR" w:bidi="fr_FR"/>
         </w:rPr>
+        <w:t>Jacques 5.16 (#6)</w:t>
+      </w:r>
+      <w:r>
+        <w:rPr>
+          <w:lang w:val="fr_FR" w:bidi="fr_FR"/>
+        </w:rPr>
+      </w:r>
+    </w:p>
+    <w:p>
+      <w:pPr/>
+      <w:r>
+        <w:rPr>
+          <w:lang w:val="fr_FR" w:bidi="fr_FR"/>
+        </w:rPr>
+      </w:r>
+      <w:r>
+        <w:rPr>
+          <w:lang w:val="fr_FR" w:bidi="fr_FR"/>
+        </w:rPr>
+        <w:t>« les uns aux autres » - « les uns pour les autres » - « guéris » - « du juste »</w:t>
+      </w:r>
+    </w:p>
+    <w:p>
+      <w:pPr/>
+      <w:r>
+        <w:rPr>
+          <w:lang w:val="fr_FR" w:bidi="fr_FR"/>
+        </w:rPr>
+      </w:r>
+      <w:r>
+        <w:rPr>
+          <w:lang w:val="fr_FR" w:bidi="fr_FR"/>
+        </w:rPr>
+        <w:t xml:space="preserve">Les mots </w:t>
+      </w:r>
+      <w:r>
+        <w:rPr>
+          <w:b/>
+          <w:lang w:val="fr_FR" w:bidi="fr_FR"/>
+        </w:rPr>
+        <w:t>les uns aux autres</w:t>
+      </w:r>
+      <w:r>
+        <w:rPr>
+          <w:lang w:val="fr_FR" w:bidi="fr_FR"/>
+        </w:rPr>
+        <w:t xml:space="preserve">, </w:t>
+      </w:r>
+      <w:r>
+        <w:rPr>
+          <w:b/>
+          <w:lang w:val="fr_FR" w:bidi="fr_FR"/>
+        </w:rPr>
+        <w:t>les uns pour les autres</w:t>
+      </w:r>
+      <w:r>
+        <w:rPr>
+          <w:lang w:val="fr_FR" w:bidi="fr_FR"/>
+        </w:rPr>
+        <w:t xml:space="preserve">, </w:t>
+      </w:r>
+      <w:r>
+        <w:rPr>
+          <w:b/>
+          <w:lang w:val="fr_FR" w:bidi="fr_FR"/>
+        </w:rPr>
+        <w:t>guéris</w:t>
+      </w:r>
+      <w:r>
+        <w:rPr>
+          <w:lang w:val="fr_FR" w:bidi="fr_FR"/>
+        </w:rPr>
+        <w:t xml:space="preserve"> et </w:t>
+      </w:r>
+      <w:r>
+        <w:rPr>
+          <w:b/>
+          <w:lang w:val="fr_FR" w:bidi="fr_FR"/>
+        </w:rPr>
+        <w:t>juste</w:t>
+      </w:r>
+      <w:r>
+        <w:rPr>
+          <w:lang w:val="fr_FR" w:bidi="fr_FR"/>
+        </w:rPr>
+        <w:t xml:space="preserve"> sont au masculin. Ils sont utilisés dans un sens générique qui peut faire référence à des hommes ou des femmes. Selon ce qui est le plus naturel dans votre langue, choisissez un mot, une expression ou une formulation qui exprime ce sens clairement. Traduction alternative : « les uns aux autres... les uns pour les autres » - « guéris et guéries » - « de la personne juste ».</w:t>
+      </w:r>
+    </w:p>
+    <w:p>
+      <w:pPr/>
+      <w:r>
+        <w:rPr>
+          <w:lang w:val="fr_FR" w:bidi="fr_FR"/>
+        </w:rPr>
+      </w:r>
+      <w:r>
+        <w:rPr>
+          <w:lang w:val="fr_FR" w:bidi="fr_FR"/>
+        </w:rPr>
+        <w:t xml:space="preserve">Voir : </w:t>
+      </w:r>
+      <w:r>
+        <w:rPr>
+          <w:lang w:val="fr_FR" w:bidi="fr_FR"/>
+        </w:rPr>
+        <w:t>Mots masculins qui incluent les femmes</w:t>
+      </w:r>
+      <w:r>
+        <w:rPr>
+          <w:lang w:val="fr_FR" w:bidi="fr_FR"/>
+        </w:rPr>
+      </w:r>
+      <w:r>
+        <w:rPr>
+          <w:lang w:val="fr_FR" w:bidi="fr_FR"/>
+        </w:rPr>
+      </w:r>
+    </w:p>
+    <w:p>
+      <w:pPr/>
+      <w:r>
+        <w:rPr>
+          <w:lang w:val="fr_FR" w:bidi="fr_FR"/>
+        </w:rPr>
+      </w:r>
+    </w:p>
+    <w:p>
+      <w:pPr>
+        <w:pStyle w:val="Heading2"/>
+      </w:pPr>
+      <w:r>
+        <w:rPr>
+          <w:lang w:val="fr_FR" w:bidi="fr_FR"/>
+        </w:rPr>
         <w:t>Jacques 5.17 (#1)</w:t>
       </w:r>
       <w:r>
@@ -70983,6 +76132,88 @@
         <w:rPr>
           <w:lang w:val="fr_FR" w:bidi="fr_FR"/>
         </w:rPr>
+        <w:t>Jacques 5.19 (#6)</w:t>
+      </w:r>
+      <w:r>
+        <w:rPr>
+          <w:lang w:val="fr_FR" w:bidi="fr_FR"/>
+        </w:rPr>
+      </w:r>
+    </w:p>
+    <w:p>
+      <w:pPr/>
+      <w:r>
+        <w:rPr>
+          <w:lang w:val="fr_FR" w:bidi="fr_FR"/>
+        </w:rPr>
+      </w:r>
+      <w:r>
+        <w:rPr>
+          <w:lang w:val="fr_FR" w:bidi="fr_FR"/>
+        </w:rPr>
+        <w:t>« mes frères » - « quelqu'un » - « égaré » - « un autre »</w:t>
+      </w:r>
+    </w:p>
+    <w:p>
+      <w:pPr/>
+      <w:r>
+        <w:rPr>
+          <w:lang w:val="fr_FR" w:bidi="fr_FR"/>
+        </w:rPr>
+      </w:r>
+      <w:r>
+        <w:rPr>
+          <w:lang w:val="fr_FR" w:bidi="fr_FR"/>
+        </w:rPr>
+        <w:t>Ces mots sont utilisés dans un sens générique qui peut faire référence aux hommes ou aux femmes. Selon ce qui est le plus naturel dans votre langue, choisissez un mot, une expression ou une formulation qui exprime ce sens clairement. Traduction alternative : « Mes frères et sœurs » - « si une personne parmi vous s'est égarée loin de la vérité et qu'une autre l'y ramène ».</w:t>
+      </w:r>
+    </w:p>
+    <w:p>
+      <w:pPr/>
+      <w:r>
+        <w:rPr>
+          <w:lang w:val="fr_FR" w:bidi="fr_FR"/>
+        </w:rPr>
+      </w:r>
+      <w:r>
+        <w:rPr>
+          <w:lang w:val="fr_FR" w:bidi="fr_FR"/>
+        </w:rPr>
+        <w:t xml:space="preserve">Voir : </w:t>
+      </w:r>
+      <w:r>
+        <w:rPr>
+          <w:lang w:val="fr_FR" w:bidi="fr_FR"/>
+        </w:rPr>
+        <w:t>Mots masculins qui incluent les femmes</w:t>
+      </w:r>
+      <w:r>
+        <w:rPr>
+          <w:lang w:val="fr_FR" w:bidi="fr_FR"/>
+        </w:rPr>
+      </w:r>
+      <w:r>
+        <w:rPr>
+          <w:lang w:val="fr_FR" w:bidi="fr_FR"/>
+        </w:rPr>
+      </w:r>
+    </w:p>
+    <w:p>
+      <w:pPr/>
+      <w:r>
+        <w:rPr>
+          <w:lang w:val="fr_FR" w:bidi="fr_FR"/>
+        </w:rPr>
+      </w:r>
+    </w:p>
+    <w:p>
+      <w:pPr>
+        <w:pStyle w:val="Heading2"/>
+      </w:pPr>
+      <w:r>
+        <w:rPr>
+          <w:lang w:val="fr_FR" w:bidi="fr_FR"/>
+        </w:rPr>
         <w:t>Jacques 5.20 (#1)</w:t>
       </w:r>
       <w:r>
@@ -71839,6 +77070,88 @@
           <w:lang w:val="fr_FR" w:bidi="fr_FR"/>
         </w:rPr>
         <w:t>Métaphore</w:t>
+      </w:r>
+      <w:r>
+        <w:rPr>
+          <w:lang w:val="fr_FR" w:bidi="fr_FR"/>
+        </w:rPr>
+      </w:r>
+      <w:r>
+        <w:rPr>
+          <w:lang w:val="fr_FR" w:bidi="fr_FR"/>
+        </w:rPr>
+      </w:r>
+    </w:p>
+    <w:p>
+      <w:pPr/>
+      <w:r>
+        <w:rPr>
+          <w:lang w:val="fr_FR" w:bidi="fr_FR"/>
+        </w:rPr>
+      </w:r>
+    </w:p>
+    <w:p>
+      <w:pPr>
+        <w:pStyle w:val="Heading2"/>
+      </w:pPr>
+      <w:r>
+        <w:rPr>
+          <w:lang w:val="fr_FR" w:bidi="fr_FR"/>
+        </w:rPr>
+        <w:t>Jacques 5.20 (#8)</w:t>
+      </w:r>
+      <w:r>
+        <w:rPr>
+          <w:lang w:val="fr_FR" w:bidi="fr_FR"/>
+        </w:rPr>
+      </w:r>
+    </w:p>
+    <w:p>
+      <w:pPr/>
+      <w:r>
+        <w:rPr>
+          <w:lang w:val="fr_FR" w:bidi="fr_FR"/>
+        </w:rPr>
+      </w:r>
+      <w:r>
+        <w:rPr>
+          <w:lang w:val="fr_FR" w:bidi="fr_FR"/>
+        </w:rPr>
+        <w:t>« il » - « celui » - « un pécheur » - « il » - « égaré »</w:t>
+      </w:r>
+    </w:p>
+    <w:p>
+      <w:pPr/>
+      <w:r>
+        <w:rPr>
+          <w:lang w:val="fr_FR" w:bidi="fr_FR"/>
+        </w:rPr>
+      </w:r>
+      <w:r>
+        <w:rPr>
+          <w:lang w:val="fr_FR" w:bidi="fr_FR"/>
+        </w:rPr>
+        <w:t>Ces mots sont utilisés dans un sens générique qui peut faire référence à un homme ou une femme. Selon ce qui est le plus naturel dans votre langue, choisissez un mot, une expression ou une formulation qui exprime ce sens clairement. Traduction alternative : « que cette personne sache que celui ou celle qui ramènera quelqu'un qui pèche de la voie où il s'était égaré » ou « que cette personne sache que celui ou celle qui ramènera une personne qui pèche de la voie où elle s'était égarée ».</w:t>
+      </w:r>
+    </w:p>
+    <w:p>
+      <w:pPr/>
+      <w:r>
+        <w:rPr>
+          <w:lang w:val="fr_FR" w:bidi="fr_FR"/>
+        </w:rPr>
+      </w:r>
+      <w:r>
+        <w:rPr>
+          <w:lang w:val="fr_FR" w:bidi="fr_FR"/>
+        </w:rPr>
+        <w:t xml:space="preserve">Voir : </w:t>
+      </w:r>
+      <w:r>
+        <w:rPr>
+          <w:lang w:val="fr_FR" w:bidi="fr_FR"/>
+        </w:rPr>
+        <w:t>Mots masculins qui incluent les femmes</w:t>
       </w:r>
       <w:r>
         <w:rPr>
